--- a/RPA/ACTIVIDAD 1/Formato_documento_actividad1.docx
+++ b/RPA/ACTIVIDAD 1/Formato_documento_actividad1.docx
@@ -2,14 +2,745 @@
 <file path=word/document.xml><?xml version="1.0" encoding="utf-8"?>
 <w:document xmlns:wpc="http://schemas.microsoft.com/office/word/2010/wordprocessingCanvas" xmlns:cx="http://schemas.microsoft.com/office/drawing/2014/chartex" xmlns:cx1="http://schemas.microsoft.com/office/drawing/2015/9/8/chartex" xmlns:cx2="http://schemas.microsoft.com/office/drawing/2015/10/21/chartex" xmlns:cx3="http://schemas.microsoft.com/office/drawing/2016/5/9/chartex" xmlns:cx4="http://schemas.microsoft.com/office/drawing/2016/5/10/chartex" xmlns:cx5="http://schemas.microsoft.com/office/drawing/2016/5/11/chartex" xmlns:cx6="http://schemas.microsoft.com/office/drawing/2016/5/12/chartex" xmlns:cx7="http://schemas.microsoft.com/office/drawing/2016/5/13/chartex" xmlns:cx8="http://schemas.microsoft.com/office/drawing/2016/5/14/chartex" xmlns:mc="http://schemas.openxmlformats.org/markup-compatibility/2006" xmlns:aink="http://schemas.microsoft.com/office/drawing/2016/ink" xmlns:am3d="http://schemas.microsoft.com/office/drawing/2017/model3d" xmlns:o="urn:schemas-microsoft-com:office:office" xmlns:oel="http://schemas.microsoft.com/office/2019/extlst" xmlns:r="http://schemas.openxmlformats.org/officeDocument/2006/relationships" xmlns:m="http://schemas.openxmlformats.org/officeDocument/2006/math" xmlns:v="urn:schemas-microsoft-com:vml" xmlns:wp14="http://schemas.microsoft.com/office/word/2010/wordprocessingDrawing" xmlns:wp="http://schemas.openxmlformats.org/drawingml/2006/wordprocessingDrawing" xmlns:w10="urn:schemas-microsoft-com:office:word" xmlns:w="http://schemas.openxmlformats.org/wordprocessingml/2006/main" xmlns:w14="http://schemas.microsoft.com/office/word/2010/wordml" xmlns:w15="http://schemas.microsoft.com/office/word/2012/wordml" xmlns:w16cex="http://schemas.microsoft.com/office/word/2018/wordml/cex" xmlns:w16cid="http://schemas.microsoft.com/office/word/2016/wordml/cid" xmlns:w16="http://schemas.microsoft.com/office/word/2018/wordml" xmlns:w16du="http://schemas.microsoft.com/office/word/2023/wordml/word16du" xmlns:w16sdtdh="http://schemas.microsoft.com/office/word/2020/wordml/sdtdatahash" xmlns:w16sdtfl="http://schemas.microsoft.com/office/word/2024/wordml/sdtformatlock" xmlns:w16se="http://schemas.microsoft.com/office/word/2015/wordml/symex" xmlns:wpg="http://schemas.microsoft.com/office/word/2010/wordprocessingGroup" xmlns:wpi="http://schemas.microsoft.com/office/word/2010/wordprocessingInk" xmlns:wne="http://schemas.microsoft.com/office/word/2006/wordml" xmlns:wps="http://schemas.microsoft.com/office/word/2010/wordprocessingShape" mc:Ignorable="w14 w15 w16se w16cid w16 w16cex w16sdtdh w16sdtfl w16du wp14">
   <w:body>
+    <w:bookmarkStart w:id="0" w:name="_Toc459888455" w:displacedByCustomXml="next"/>
+    <w:sdt>
+      <w:sdtPr>
+        <w:id w:val="659353742"/>
+        <w:docPartObj>
+          <w:docPartGallery w:val="Cover Pages"/>
+          <w:docPartUnique/>
+        </w:docPartObj>
+      </w:sdtPr>
+      <w:sdtContent>
+        <w:p>
+          <w:r>
+            <w:rPr>
+              <w:noProof/>
+            </w:rPr>
+            <mc:AlternateContent>
+              <mc:Choice Requires="wpg">
+                <w:drawing>
+                  <wp:anchor distT="0" distB="0" distL="114300" distR="114300" simplePos="0" relativeHeight="251662336" behindDoc="0" locked="0" layoutInCell="1" allowOverlap="1" wp14:anchorId="0E957B9A" wp14:editId="17B37633">
+                    <wp:simplePos x="0" y="0"/>
+                    <wp:positionH relativeFrom="page">
+                      <wp:align>center</wp:align>
+                    </wp:positionH>
+                    <mc:AlternateContent>
+                      <mc:Choice Requires="wp14">
+                        <wp:positionV relativeFrom="page">
+                          <wp14:pctPosVOffset>2300</wp14:pctPosVOffset>
+                        </wp:positionV>
+                      </mc:Choice>
+                      <mc:Fallback>
+                        <wp:positionV relativeFrom="page">
+                          <wp:posOffset>245745</wp:posOffset>
+                        </wp:positionV>
+                      </mc:Fallback>
+                    </mc:AlternateContent>
+                    <wp:extent cx="7315200" cy="1215391"/>
+                    <wp:effectExtent l="0" t="0" r="1270" b="1905"/>
+                    <wp:wrapNone/>
+                    <wp:docPr id="149" name="Grupo 157"/>
+                    <wp:cNvGraphicFramePr/>
+                    <a:graphic xmlns:a="http://schemas.openxmlformats.org/drawingml/2006/main">
+                      <a:graphicData uri="http://schemas.microsoft.com/office/word/2010/wordprocessingGroup">
+                        <wpg:wgp>
+                          <wpg:cNvGrpSpPr/>
+                          <wpg:grpSpPr>
+                            <a:xfrm>
+                              <a:off x="0" y="0"/>
+                              <a:ext cx="7315200" cy="1215391"/>
+                              <a:chOff x="0" y="-1"/>
+                              <a:chExt cx="7315200" cy="1216153"/>
+                            </a:xfrm>
+                          </wpg:grpSpPr>
+                          <wps:wsp>
+                            <wps:cNvPr id="150" name="Rectángulo 51"/>
+                            <wps:cNvSpPr/>
+                            <wps:spPr>
+                              <a:xfrm>
+                                <a:off x="0" y="-1"/>
+                                <a:ext cx="7315200" cy="1130373"/>
+                              </a:xfrm>
+                              <a:custGeom>
+                                <a:avLst/>
+                                <a:gdLst>
+                                  <a:gd name="connsiteX0" fmla="*/ 0 w 7312660"/>
+                                  <a:gd name="connsiteY0" fmla="*/ 0 h 1215390"/>
+                                  <a:gd name="connsiteX1" fmla="*/ 7312660 w 7312660"/>
+                                  <a:gd name="connsiteY1" fmla="*/ 0 h 1215390"/>
+                                  <a:gd name="connsiteX2" fmla="*/ 7312660 w 7312660"/>
+                                  <a:gd name="connsiteY2" fmla="*/ 1215390 h 1215390"/>
+                                  <a:gd name="connsiteX3" fmla="*/ 0 w 7312660"/>
+                                  <a:gd name="connsiteY3" fmla="*/ 1215390 h 1215390"/>
+                                  <a:gd name="connsiteX4" fmla="*/ 0 w 7312660"/>
+                                  <a:gd name="connsiteY4" fmla="*/ 0 h 1215390"/>
+                                  <a:gd name="connsiteX0" fmla="*/ 0 w 7312660"/>
+                                  <a:gd name="connsiteY0" fmla="*/ 0 h 1215390"/>
+                                  <a:gd name="connsiteX1" fmla="*/ 7312660 w 7312660"/>
+                                  <a:gd name="connsiteY1" fmla="*/ 0 h 1215390"/>
+                                  <a:gd name="connsiteX2" fmla="*/ 7312660 w 7312660"/>
+                                  <a:gd name="connsiteY2" fmla="*/ 1215390 h 1215390"/>
+                                  <a:gd name="connsiteX3" fmla="*/ 3667125 w 7312660"/>
+                                  <a:gd name="connsiteY3" fmla="*/ 1209675 h 1215390"/>
+                                  <a:gd name="connsiteX4" fmla="*/ 0 w 7312660"/>
+                                  <a:gd name="connsiteY4" fmla="*/ 1215390 h 1215390"/>
+                                  <a:gd name="connsiteX5" fmla="*/ 0 w 7312660"/>
+                                  <a:gd name="connsiteY5" fmla="*/ 0 h 1215390"/>
+                                  <a:gd name="connsiteX0" fmla="*/ 0 w 7312660"/>
+                                  <a:gd name="connsiteY0" fmla="*/ 0 h 1215390"/>
+                                  <a:gd name="connsiteX1" fmla="*/ 7312660 w 7312660"/>
+                                  <a:gd name="connsiteY1" fmla="*/ 0 h 1215390"/>
+                                  <a:gd name="connsiteX2" fmla="*/ 7312660 w 7312660"/>
+                                  <a:gd name="connsiteY2" fmla="*/ 1215390 h 1215390"/>
+                                  <a:gd name="connsiteX3" fmla="*/ 3619500 w 7312660"/>
+                                  <a:gd name="connsiteY3" fmla="*/ 733425 h 1215390"/>
+                                  <a:gd name="connsiteX4" fmla="*/ 0 w 7312660"/>
+                                  <a:gd name="connsiteY4" fmla="*/ 1215390 h 1215390"/>
+                                  <a:gd name="connsiteX5" fmla="*/ 0 w 7312660"/>
+                                  <a:gd name="connsiteY5" fmla="*/ 0 h 1215390"/>
+                                  <a:gd name="connsiteX0" fmla="*/ 0 w 7312660"/>
+                                  <a:gd name="connsiteY0" fmla="*/ 0 h 1215390"/>
+                                  <a:gd name="connsiteX1" fmla="*/ 7312660 w 7312660"/>
+                                  <a:gd name="connsiteY1" fmla="*/ 0 h 1215390"/>
+                                  <a:gd name="connsiteX2" fmla="*/ 7312660 w 7312660"/>
+                                  <a:gd name="connsiteY2" fmla="*/ 1129665 h 1215390"/>
+                                  <a:gd name="connsiteX3" fmla="*/ 3619500 w 7312660"/>
+                                  <a:gd name="connsiteY3" fmla="*/ 733425 h 1215390"/>
+                                  <a:gd name="connsiteX4" fmla="*/ 0 w 7312660"/>
+                                  <a:gd name="connsiteY4" fmla="*/ 1215390 h 1215390"/>
+                                  <a:gd name="connsiteX5" fmla="*/ 0 w 7312660"/>
+                                  <a:gd name="connsiteY5" fmla="*/ 0 h 1215390"/>
+                                  <a:gd name="connsiteX0" fmla="*/ 9525 w 7322185"/>
+                                  <a:gd name="connsiteY0" fmla="*/ 0 h 1129665"/>
+                                  <a:gd name="connsiteX1" fmla="*/ 7322185 w 7322185"/>
+                                  <a:gd name="connsiteY1" fmla="*/ 0 h 1129665"/>
+                                  <a:gd name="connsiteX2" fmla="*/ 7322185 w 7322185"/>
+                                  <a:gd name="connsiteY2" fmla="*/ 1129665 h 1129665"/>
+                                  <a:gd name="connsiteX3" fmla="*/ 3629025 w 7322185"/>
+                                  <a:gd name="connsiteY3" fmla="*/ 733425 h 1129665"/>
+                                  <a:gd name="connsiteX4" fmla="*/ 0 w 7322185"/>
+                                  <a:gd name="connsiteY4" fmla="*/ 1091565 h 1129665"/>
+                                  <a:gd name="connsiteX5" fmla="*/ 9525 w 7322185"/>
+                                  <a:gd name="connsiteY5" fmla="*/ 0 h 1129665"/>
+                                  <a:gd name="connsiteX0" fmla="*/ 0 w 7312660"/>
+                                  <a:gd name="connsiteY0" fmla="*/ 0 h 1129665"/>
+                                  <a:gd name="connsiteX1" fmla="*/ 7312660 w 7312660"/>
+                                  <a:gd name="connsiteY1" fmla="*/ 0 h 1129665"/>
+                                  <a:gd name="connsiteX2" fmla="*/ 7312660 w 7312660"/>
+                                  <a:gd name="connsiteY2" fmla="*/ 1129665 h 1129665"/>
+                                  <a:gd name="connsiteX3" fmla="*/ 3619500 w 7312660"/>
+                                  <a:gd name="connsiteY3" fmla="*/ 733425 h 1129665"/>
+                                  <a:gd name="connsiteX4" fmla="*/ 0 w 7312660"/>
+                                  <a:gd name="connsiteY4" fmla="*/ 1091565 h 1129665"/>
+                                  <a:gd name="connsiteX5" fmla="*/ 0 w 7312660"/>
+                                  <a:gd name="connsiteY5" fmla="*/ 0 h 1129665"/>
+                                </a:gdLst>
+                                <a:ahLst/>
+                                <a:cxnLst>
+                                  <a:cxn ang="0">
+                                    <a:pos x="connsiteX0" y="connsiteY0"/>
+                                  </a:cxn>
+                                  <a:cxn ang="0">
+                                    <a:pos x="connsiteX1" y="connsiteY1"/>
+                                  </a:cxn>
+                                  <a:cxn ang="0">
+                                    <a:pos x="connsiteX2" y="connsiteY2"/>
+                                  </a:cxn>
+                                  <a:cxn ang="0">
+                                    <a:pos x="connsiteX3" y="connsiteY3"/>
+                                  </a:cxn>
+                                  <a:cxn ang="0">
+                                    <a:pos x="connsiteX4" y="connsiteY4"/>
+                                  </a:cxn>
+                                  <a:cxn ang="0">
+                                    <a:pos x="connsiteX5" y="connsiteY5"/>
+                                  </a:cxn>
+                                </a:cxnLst>
+                                <a:rect l="l" t="t" r="r" b="b"/>
+                                <a:pathLst>
+                                  <a:path w="7312660" h="1129665">
+                                    <a:moveTo>
+                                      <a:pt x="0" y="0"/>
+                                    </a:moveTo>
+                                    <a:lnTo>
+                                      <a:pt x="7312660" y="0"/>
+                                    </a:lnTo>
+                                    <a:lnTo>
+                                      <a:pt x="7312660" y="1129665"/>
+                                    </a:lnTo>
+                                    <a:lnTo>
+                                      <a:pt x="3619500" y="733425"/>
+                                    </a:lnTo>
+                                    <a:lnTo>
+                                      <a:pt x="0" y="1091565"/>
+                                    </a:lnTo>
+                                    <a:lnTo>
+                                      <a:pt x="0" y="0"/>
+                                    </a:lnTo>
+                                    <a:close/>
+                                  </a:path>
+                                </a:pathLst>
+                              </a:custGeom>
+                              <a:ln>
+                                <a:noFill/>
+                              </a:ln>
+                            </wps:spPr>
+                            <wps:style>
+                              <a:lnRef idx="2">
+                                <a:schemeClr val="accent1">
+                                  <a:shade val="50000"/>
+                                </a:schemeClr>
+                              </a:lnRef>
+                              <a:fillRef idx="1">
+                                <a:schemeClr val="accent1"/>
+                              </a:fillRef>
+                              <a:effectRef idx="0">
+                                <a:schemeClr val="accent1"/>
+                              </a:effectRef>
+                              <a:fontRef idx="minor">
+                                <a:schemeClr val="lt1"/>
+                              </a:fontRef>
+                            </wps:style>
+                            <wps:bodyPr rot="0" spcFirstLastPara="0" vertOverflow="overflow" horzOverflow="overflow" vert="horz" wrap="square" lIns="91440" tIns="45720" rIns="91440" bIns="45720" numCol="1" spcCol="0" rtlCol="0" fromWordArt="0" anchor="ctr" anchorCtr="0" forceAA="0" compatLnSpc="1">
+                              <a:prstTxWarp prst="textNoShape">
+                                <a:avLst/>
+                              </a:prstTxWarp>
+                              <a:noAutofit/>
+                            </wps:bodyPr>
+                          </wps:wsp>
+                          <wps:wsp>
+                            <wps:cNvPr id="151" name="Rectángulo 151"/>
+                            <wps:cNvSpPr/>
+                            <wps:spPr>
+                              <a:xfrm>
+                                <a:off x="0" y="0"/>
+                                <a:ext cx="7315200" cy="1216152"/>
+                              </a:xfrm>
+                              <a:prstGeom prst="rect">
+                                <a:avLst/>
+                              </a:prstGeom>
+                              <a:blipFill>
+                                <a:blip r:embed="rId11"/>
+                                <a:stretch>
+                                  <a:fillRect r="-7574"/>
+                                </a:stretch>
+                              </a:blipFill>
+                              <a:ln>
+                                <a:noFill/>
+                              </a:ln>
+                            </wps:spPr>
+                            <wps:style>
+                              <a:lnRef idx="2">
+                                <a:schemeClr val="accent1">
+                                  <a:shade val="50000"/>
+                                </a:schemeClr>
+                              </a:lnRef>
+                              <a:fillRef idx="1">
+                                <a:schemeClr val="accent1"/>
+                              </a:fillRef>
+                              <a:effectRef idx="0">
+                                <a:schemeClr val="accent1"/>
+                              </a:effectRef>
+                              <a:fontRef idx="minor">
+                                <a:schemeClr val="lt1"/>
+                              </a:fontRef>
+                            </wps:style>
+                            <wps:bodyPr rot="0" spcFirstLastPara="0" vertOverflow="overflow" horzOverflow="overflow" vert="horz" wrap="square" lIns="91440" tIns="45720" rIns="91440" bIns="45720" numCol="1" spcCol="0" rtlCol="0" fromWordArt="0" anchor="ctr" anchorCtr="0" forceAA="0" compatLnSpc="1">
+                              <a:prstTxWarp prst="textNoShape">
+                                <a:avLst/>
+                              </a:prstTxWarp>
+                              <a:noAutofit/>
+                            </wps:bodyPr>
+                          </wps:wsp>
+                        </wpg:wgp>
+                      </a:graphicData>
+                    </a:graphic>
+                    <wp14:sizeRelH relativeFrom="page">
+                      <wp14:pctWidth>94100</wp14:pctWidth>
+                    </wp14:sizeRelH>
+                    <wp14:sizeRelV relativeFrom="page">
+                      <wp14:pctHeight>12100</wp14:pctHeight>
+                    </wp14:sizeRelV>
+                  </wp:anchor>
+                </w:drawing>
+              </mc:Choice>
+              <mc:Fallback>
+                <w:pict>
+                  <v:group w14:anchorId="3A0C6E58" id="Grupo 157" o:spid="_x0000_s1026" style="position:absolute;margin-left:0;margin-top:0;width:8in;height:95.7pt;z-index:251662336;mso-width-percent:941;mso-height-percent:121;mso-top-percent:23;mso-position-horizontal:center;mso-position-horizontal-relative:page;mso-position-vertical-relative:page;mso-width-percent:941;mso-height-percent:121;mso-top-percent:23" coordorigin="" coordsize="73152,12161" o:gfxdata="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">
+                    <v:shape id="Rectángulo 51" o:spid="_x0000_s1027" style="position:absolute;width:73152;height:11303;visibility:visible;mso-wrap-style:square;v-text-anchor:middle" coordsize="7312660,1129665" o:gfxdata="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" path="m,l7312660,r,1129665l3619500,733425,,1091565,,xe" fillcolor="#5b9bd5 [3204]" stroked="f" strokeweight="1pt">
+                      <v:stroke joinstyle="miter"/>
+                      <v:path arrowok="t" o:connecttype="custom" o:connectlocs="0,0;7315200,0;7315200,1130373;3620757,733885;0,1092249;0,0" o:connectangles="0,0,0,0,0,0"/>
+                    </v:shape>
+                    <v:rect id="Rectángulo 151" o:spid="_x0000_s1028" style="position:absolute;width:73152;height:12161;visibility:visible;mso-wrap-style:square;v-text-anchor:middle" o:gfxdata="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" stroked="f" strokeweight="1pt">
+                      <v:fill r:id="rId12" o:title="" recolor="t" rotate="t" type="frame"/>
+                    </v:rect>
+                    <w10:wrap anchorx="page" anchory="page"/>
+                  </v:group>
+                </w:pict>
+              </mc:Fallback>
+            </mc:AlternateContent>
+          </w:r>
+          <w:r>
+            <w:rPr>
+              <w:noProof/>
+            </w:rPr>
+            <mc:AlternateContent>
+              <mc:Choice Requires="wps">
+                <w:drawing>
+                  <wp:anchor distT="0" distB="0" distL="114300" distR="114300" simplePos="0" relativeHeight="251660288" behindDoc="0" locked="0" layoutInCell="1" allowOverlap="1" wp14:anchorId="5ACA3F4B" wp14:editId="1BEB0600">
+                    <wp:simplePos x="0" y="0"/>
+                    <wp:positionH relativeFrom="page">
+                      <wp:align>center</wp:align>
+                    </wp:positionH>
+                    <mc:AlternateContent>
+                      <mc:Choice Requires="wp14">
+                        <wp:positionV relativeFrom="page">
+                          <wp14:pctPosVOffset>81800</wp14:pctPosVOffset>
+                        </wp:positionV>
+                      </mc:Choice>
+                      <mc:Fallback>
+                        <wp:positionV relativeFrom="page">
+                          <wp:posOffset>8745855</wp:posOffset>
+                        </wp:positionV>
+                      </mc:Fallback>
+                    </mc:AlternateContent>
+                    <wp:extent cx="7315200" cy="914400"/>
+                    <wp:effectExtent l="0" t="0" r="0" b="8255"/>
+                    <wp:wrapSquare wrapText="bothSides"/>
+                    <wp:docPr id="152" name="Cuadro de texto 159"/>
+                    <wp:cNvGraphicFramePr/>
+                    <a:graphic xmlns:a="http://schemas.openxmlformats.org/drawingml/2006/main">
+                      <a:graphicData uri="http://schemas.microsoft.com/office/word/2010/wordprocessingShape">
+                        <wps:wsp>
+                          <wps:cNvSpPr txBox="1"/>
+                          <wps:spPr>
+                            <a:xfrm>
+                              <a:off x="0" y="0"/>
+                              <a:ext cx="7315200" cy="914400"/>
+                            </a:xfrm>
+                            <a:prstGeom prst="rect">
+                              <a:avLst/>
+                            </a:prstGeom>
+                            <a:noFill/>
+                            <a:ln w="6350">
+                              <a:noFill/>
+                            </a:ln>
+                            <a:effectLst/>
+                          </wps:spPr>
+                          <wps:style>
+                            <a:lnRef idx="0">
+                              <a:schemeClr val="accent1"/>
+                            </a:lnRef>
+                            <a:fillRef idx="0">
+                              <a:schemeClr val="accent1"/>
+                            </a:fillRef>
+                            <a:effectRef idx="0">
+                              <a:schemeClr val="accent1"/>
+                            </a:effectRef>
+                            <a:fontRef idx="minor">
+                              <a:schemeClr val="dk1"/>
+                            </a:fontRef>
+                          </wps:style>
+                          <wps:txbx>
+                            <w:txbxContent>
+                              <w:sdt>
+                                <w:sdtPr>
+                                  <w:rPr>
+                                    <w:color w:val="595959" w:themeColor="text1" w:themeTint="A6"/>
+                                    <w:sz w:val="28"/>
+                                    <w:szCs w:val="28"/>
+                                  </w:rPr>
+                                  <w:alias w:val="Autor"/>
+                                  <w:tag w:val=""/>
+                                  <w:id w:val="789243997"/>
+                                  <w:dataBinding w:prefixMappings="xmlns:ns0='http://purl.org/dc/elements/1.1/' xmlns:ns1='http://schemas.openxmlformats.org/package/2006/metadata/core-properties' " w:xpath="/ns1:coreProperties[1]/ns0:creator[1]" w:storeItemID="{6C3C8BC8-F283-45AE-878A-BAB7291924A1}"/>
+                                  <w:text/>
+                                </w:sdtPr>
+                                <w:sdtContent>
+                                  <w:p>
+                                    <w:pPr>
+                                      <w:pStyle w:val="Sinespaciado"/>
+                                      <w:jc w:val="right"/>
+                                      <w:rPr>
+                                        <w:color w:val="595959" w:themeColor="text1" w:themeTint="A6"/>
+                                        <w:sz w:val="28"/>
+                                        <w:szCs w:val="28"/>
+                                      </w:rPr>
+                                    </w:pPr>
+                                    <w:r>
+                                      <w:rPr>
+                                        <w:color w:val="595959" w:themeColor="text1" w:themeTint="A6"/>
+                                        <w:sz w:val="28"/>
+                                        <w:szCs w:val="28"/>
+                                      </w:rPr>
+                                      <w:t>Antonio Toro Jaén</w:t>
+                                    </w:r>
+                                  </w:p>
+                                </w:sdtContent>
+                              </w:sdt>
+                              <w:p>
+                                <w:pPr>
+                                  <w:pStyle w:val="Sinespaciado"/>
+                                  <w:jc w:val="right"/>
+                                  <w:rPr>
+                                    <w:color w:val="595959" w:themeColor="text1" w:themeTint="A6"/>
+                                    <w:sz w:val="18"/>
+                                    <w:szCs w:val="18"/>
+                                  </w:rPr>
+                                </w:pPr>
+                                <w:sdt>
+                                  <w:sdtPr>
+                                    <w:rPr>
+                                      <w:color w:val="595959" w:themeColor="text1" w:themeTint="A6"/>
+                                      <w:sz w:val="18"/>
+                                      <w:szCs w:val="18"/>
+                                    </w:rPr>
+                                    <w:alias w:val="CorreoElectrónico"/>
+                                    <w:tag w:val="CorreoElectrónico"/>
+                                    <w:id w:val="942260680"/>
+                                    <w:showingPlcHdr/>
+                                    <w:dataBinding w:prefixMappings="xmlns:ns0='http://schemas.microsoft.com/office/2006/coverPageProps' " w:xpath="/ns0:CoverPageProperties[1]/ns0:CompanyEmail[1]" w:storeItemID="{55AF091B-3C7A-41E3-B477-F2FDAA23CFDA}"/>
+                                    <w:text/>
+                                  </w:sdtPr>
+                                  <w:sdtContent>
+                                    <w:r>
+                                      <w:rPr>
+                                        <w:color w:val="595959" w:themeColor="text1" w:themeTint="A6"/>
+                                        <w:sz w:val="18"/>
+                                        <w:szCs w:val="18"/>
+                                      </w:rPr>
+                                      <w:t xml:space="preserve">     </w:t>
+                                    </w:r>
+                                  </w:sdtContent>
+                                </w:sdt>
+                              </w:p>
+                            </w:txbxContent>
+                          </wps:txbx>
+                          <wps:bodyPr rot="0" spcFirstLastPara="0" vertOverflow="overflow" horzOverflow="overflow" vert="horz" wrap="square" lIns="1600200" tIns="0" rIns="685800" bIns="0" numCol="1" spcCol="0" rtlCol="0" fromWordArt="0" anchor="b" anchorCtr="0" forceAA="0" compatLnSpc="1">
+                            <a:prstTxWarp prst="textNoShape">
+                              <a:avLst/>
+                            </a:prstTxWarp>
+                            <a:noAutofit/>
+                          </wps:bodyPr>
+                        </wps:wsp>
+                      </a:graphicData>
+                    </a:graphic>
+                    <wp14:sizeRelH relativeFrom="page">
+                      <wp14:pctWidth>94100</wp14:pctWidth>
+                    </wp14:sizeRelH>
+                    <wp14:sizeRelV relativeFrom="page">
+                      <wp14:pctHeight>9200</wp14:pctHeight>
+                    </wp14:sizeRelV>
+                  </wp:anchor>
+                </w:drawing>
+              </mc:Choice>
+              <mc:Fallback>
+                <w:pict>
+                  <v:shapetype w14:anchorId="5ACA3F4B" id="_x0000_t202" coordsize="21600,21600" o:spt="202" path="m,l,21600r21600,l21600,xe">
+                    <v:stroke joinstyle="miter"/>
+                    <v:path gradientshapeok="t" o:connecttype="rect"/>
+                  </v:shapetype>
+                  <v:shape id="Cuadro de texto 159" o:spid="_x0000_s1026" type="#_x0000_t202" style="position:absolute;left:0;text-align:left;margin-left:0;margin-top:0;width:8in;height:1in;z-index:251660288;visibility:visible;mso-wrap-style:square;mso-width-percent:941;mso-height-percent:92;mso-top-percent:818;mso-wrap-distance-left:9pt;mso-wrap-distance-top:0;mso-wrap-distance-right:9pt;mso-wrap-distance-bottom:0;mso-position-horizontal:center;mso-position-horizontal-relative:page;mso-position-vertical-relative:page;mso-width-percent:941;mso-height-percent:92;mso-top-percent:818;mso-width-relative:page;mso-height-relative:page;v-text-anchor:bottom" o:gfxdata="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" filled="f" stroked="f" strokeweight=".5pt">
+                    <v:textbox inset="126pt,0,54pt,0">
+                      <w:txbxContent>
+                        <w:sdt>
+                          <w:sdtPr>
+                            <w:rPr>
+                              <w:color w:val="595959" w:themeColor="text1" w:themeTint="A6"/>
+                              <w:sz w:val="28"/>
+                              <w:szCs w:val="28"/>
+                            </w:rPr>
+                            <w:alias w:val="Autor"/>
+                            <w:tag w:val=""/>
+                            <w:id w:val="789243997"/>
+                            <w:dataBinding w:prefixMappings="xmlns:ns0='http://purl.org/dc/elements/1.1/' xmlns:ns1='http://schemas.openxmlformats.org/package/2006/metadata/core-properties' " w:xpath="/ns1:coreProperties[1]/ns0:creator[1]" w:storeItemID="{6C3C8BC8-F283-45AE-878A-BAB7291924A1}"/>
+                            <w:text/>
+                          </w:sdtPr>
+                          <w:sdtContent>
+                            <w:p>
+                              <w:pPr>
+                                <w:pStyle w:val="Sinespaciado"/>
+                                <w:jc w:val="right"/>
+                                <w:rPr>
+                                  <w:color w:val="595959" w:themeColor="text1" w:themeTint="A6"/>
+                                  <w:sz w:val="28"/>
+                                  <w:szCs w:val="28"/>
+                                </w:rPr>
+                              </w:pPr>
+                              <w:r>
+                                <w:rPr>
+                                  <w:color w:val="595959" w:themeColor="text1" w:themeTint="A6"/>
+                                  <w:sz w:val="28"/>
+                                  <w:szCs w:val="28"/>
+                                </w:rPr>
+                                <w:t>Antonio Toro Jaén</w:t>
+                              </w:r>
+                            </w:p>
+                          </w:sdtContent>
+                        </w:sdt>
+                        <w:p>
+                          <w:pPr>
+                            <w:pStyle w:val="Sinespaciado"/>
+                            <w:jc w:val="right"/>
+                            <w:rPr>
+                              <w:color w:val="595959" w:themeColor="text1" w:themeTint="A6"/>
+                              <w:sz w:val="18"/>
+                              <w:szCs w:val="18"/>
+                            </w:rPr>
+                          </w:pPr>
+                          <w:sdt>
+                            <w:sdtPr>
+                              <w:rPr>
+                                <w:color w:val="595959" w:themeColor="text1" w:themeTint="A6"/>
+                                <w:sz w:val="18"/>
+                                <w:szCs w:val="18"/>
+                              </w:rPr>
+                              <w:alias w:val="CorreoElectrónico"/>
+                              <w:tag w:val="CorreoElectrónico"/>
+                              <w:id w:val="942260680"/>
+                              <w:showingPlcHdr/>
+                              <w:dataBinding w:prefixMappings="xmlns:ns0='http://schemas.microsoft.com/office/2006/coverPageProps' " w:xpath="/ns0:CoverPageProperties[1]/ns0:CompanyEmail[1]" w:storeItemID="{55AF091B-3C7A-41E3-B477-F2FDAA23CFDA}"/>
+                              <w:text/>
+                            </w:sdtPr>
+                            <w:sdtContent>
+                              <w:r>
+                                <w:rPr>
+                                  <w:color w:val="595959" w:themeColor="text1" w:themeTint="A6"/>
+                                  <w:sz w:val="18"/>
+                                  <w:szCs w:val="18"/>
+                                </w:rPr>
+                                <w:t xml:space="preserve">     </w:t>
+                              </w:r>
+                            </w:sdtContent>
+                          </w:sdt>
+                        </w:p>
+                      </w:txbxContent>
+                    </v:textbox>
+                    <w10:wrap type="square" anchorx="page" anchory="page"/>
+                  </v:shape>
+                </w:pict>
+              </mc:Fallback>
+            </mc:AlternateContent>
+          </w:r>
+          <w:r>
+            <w:rPr>
+              <w:noProof/>
+            </w:rPr>
+            <mc:AlternateContent>
+              <mc:Choice Requires="wps">
+                <w:drawing>
+                  <wp:anchor distT="0" distB="0" distL="114300" distR="114300" simplePos="0" relativeHeight="251659264" behindDoc="0" locked="0" layoutInCell="1" allowOverlap="1" wp14:anchorId="29AD1E45" wp14:editId="49521775">
+                    <wp:simplePos x="0" y="0"/>
+                    <wp:positionH relativeFrom="page">
+                      <wp:align>center</wp:align>
+                    </wp:positionH>
+                    <mc:AlternateContent>
+                      <mc:Choice Requires="wp14">
+                        <wp:positionV relativeFrom="page">
+                          <wp14:pctPosVOffset>30000</wp14:pctPosVOffset>
+                        </wp:positionV>
+                      </mc:Choice>
+                      <mc:Fallback>
+                        <wp:positionV relativeFrom="page">
+                          <wp:posOffset>3207385</wp:posOffset>
+                        </wp:positionV>
+                      </mc:Fallback>
+                    </mc:AlternateContent>
+                    <wp:extent cx="7315200" cy="3638550"/>
+                    <wp:effectExtent l="0" t="0" r="0" b="6350"/>
+                    <wp:wrapSquare wrapText="bothSides"/>
+                    <wp:docPr id="154" name="Cuadro de texto 163"/>
+                    <wp:cNvGraphicFramePr/>
+                    <a:graphic xmlns:a="http://schemas.openxmlformats.org/drawingml/2006/main">
+                      <a:graphicData uri="http://schemas.microsoft.com/office/word/2010/wordprocessingShape">
+                        <wps:wsp>
+                          <wps:cNvSpPr txBox="1"/>
+                          <wps:spPr>
+                            <a:xfrm>
+                              <a:off x="0" y="0"/>
+                              <a:ext cx="7315200" cy="3638550"/>
+                            </a:xfrm>
+                            <a:prstGeom prst="rect">
+                              <a:avLst/>
+                            </a:prstGeom>
+                            <a:noFill/>
+                            <a:ln w="6350">
+                              <a:noFill/>
+                            </a:ln>
+                            <a:effectLst/>
+                          </wps:spPr>
+                          <wps:style>
+                            <a:lnRef idx="0">
+                              <a:schemeClr val="accent1"/>
+                            </a:lnRef>
+                            <a:fillRef idx="0">
+                              <a:schemeClr val="accent1"/>
+                            </a:fillRef>
+                            <a:effectRef idx="0">
+                              <a:schemeClr val="accent1"/>
+                            </a:effectRef>
+                            <a:fontRef idx="minor">
+                              <a:schemeClr val="dk1"/>
+                            </a:fontRef>
+                          </wps:style>
+                          <wps:txbx>
+                            <w:txbxContent>
+                              <w:p>
+                                <w:pPr>
+                                  <w:jc w:val="right"/>
+                                  <w:rPr>
+                                    <w:color w:val="5B9BD5" w:themeColor="accent1"/>
+                                    <w:sz w:val="56"/>
+                                    <w:szCs w:val="56"/>
+                                  </w:rPr>
+                                </w:pPr>
+                                <w:sdt>
+                                  <w:sdtPr>
+                                    <w:rPr>
+                                      <w:caps/>
+                                      <w:color w:val="5B9BD5" w:themeColor="accent1"/>
+                                      <w:sz w:val="56"/>
+                                      <w:szCs w:val="56"/>
+                                    </w:rPr>
+                                    <w:alias w:val="Título"/>
+                                    <w:tag w:val=""/>
+                                    <w:id w:val="630141079"/>
+                                    <w:dataBinding w:prefixMappings="xmlns:ns0='http://purl.org/dc/elements/1.1/' xmlns:ns1='http://schemas.openxmlformats.org/package/2006/metadata/core-properties' " w:xpath="/ns1:coreProperties[1]/ns0:title[1]" w:storeItemID="{6C3C8BC8-F283-45AE-878A-BAB7291924A1}"/>
+                                    <w:text w:multiLine="1"/>
+                                  </w:sdtPr>
+                                  <w:sdtEndPr>
+                                    <w:rPr>
+                                      <w:caps w:val="0"/>
+                                    </w:rPr>
+                                  </w:sdtEndPr>
+                                  <w:sdtContent>
+                                    <w:r>
+                                      <w:rPr>
+                                        <w:caps/>
+                                        <w:color w:val="5B9BD5" w:themeColor="accent1"/>
+                                        <w:sz w:val="56"/>
+                                        <w:szCs w:val="56"/>
+                                      </w:rPr>
+                                      <w:t>ACtividad 1 razonamiento y planificación automática</w:t>
+                                    </w:r>
+                                  </w:sdtContent>
+                                </w:sdt>
+                              </w:p>
+                              <w:p>
+                                <w:pPr>
+                                  <w:jc w:val="right"/>
+                                  <w:rPr>
+                                    <w:smallCaps/>
+                                    <w:color w:val="404040" w:themeColor="text1" w:themeTint="BF"/>
+                                    <w:sz w:val="36"/>
+                                    <w:szCs w:val="36"/>
+                                  </w:rPr>
+                                </w:pPr>
+                              </w:p>
+                            </w:txbxContent>
+                          </wps:txbx>
+                          <wps:bodyPr rot="0" spcFirstLastPara="0" vertOverflow="overflow" horzOverflow="overflow" vert="horz" wrap="square" lIns="1600200" tIns="0" rIns="685800" bIns="0" numCol="1" spcCol="0" rtlCol="0" fromWordArt="0" anchor="b" anchorCtr="0" forceAA="0" compatLnSpc="1">
+                            <a:prstTxWarp prst="textNoShape">
+                              <a:avLst/>
+                            </a:prstTxWarp>
+                            <a:noAutofit/>
+                          </wps:bodyPr>
+                        </wps:wsp>
+                      </a:graphicData>
+                    </a:graphic>
+                    <wp14:sizeRelH relativeFrom="page">
+                      <wp14:pctWidth>94100</wp14:pctWidth>
+                    </wp14:sizeRelH>
+                    <wp14:sizeRelV relativeFrom="page">
+                      <wp14:pctHeight>36300</wp14:pctHeight>
+                    </wp14:sizeRelV>
+                  </wp:anchor>
+                </w:drawing>
+              </mc:Choice>
+              <mc:Fallback>
+                <w:pict>
+                  <v:shape w14:anchorId="29AD1E45" id="Cuadro de texto 163" o:spid="_x0000_s1027" type="#_x0000_t202" style="position:absolute;left:0;text-align:left;margin-left:0;margin-top:0;width:8in;height:286.5pt;z-index:251659264;visibility:visible;mso-wrap-style:square;mso-width-percent:941;mso-height-percent:363;mso-top-percent:300;mso-wrap-distance-left:9pt;mso-wrap-distance-top:0;mso-wrap-distance-right:9pt;mso-wrap-distance-bottom:0;mso-position-horizontal:center;mso-position-horizontal-relative:page;mso-position-vertical-relative:page;mso-width-percent:941;mso-height-percent:363;mso-top-percent:300;mso-width-relative:page;mso-height-relative:page;v-text-anchor:bottom" o:gfxdata="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" filled="f" stroked="f" strokeweight=".5pt">
+                    <v:textbox inset="126pt,0,54pt,0">
+                      <w:txbxContent>
+                        <w:p>
+                          <w:pPr>
+                            <w:jc w:val="right"/>
+                            <w:rPr>
+                              <w:color w:val="5B9BD5" w:themeColor="accent1"/>
+                              <w:sz w:val="56"/>
+                              <w:szCs w:val="56"/>
+                            </w:rPr>
+                          </w:pPr>
+                          <w:sdt>
+                            <w:sdtPr>
+                              <w:rPr>
+                                <w:caps/>
+                                <w:color w:val="5B9BD5" w:themeColor="accent1"/>
+                                <w:sz w:val="56"/>
+                                <w:szCs w:val="56"/>
+                              </w:rPr>
+                              <w:alias w:val="Título"/>
+                              <w:tag w:val=""/>
+                              <w:id w:val="630141079"/>
+                              <w:dataBinding w:prefixMappings="xmlns:ns0='http://purl.org/dc/elements/1.1/' xmlns:ns1='http://schemas.openxmlformats.org/package/2006/metadata/core-properties' " w:xpath="/ns1:coreProperties[1]/ns0:title[1]" w:storeItemID="{6C3C8BC8-F283-45AE-878A-BAB7291924A1}"/>
+                              <w:text w:multiLine="1"/>
+                            </w:sdtPr>
+                            <w:sdtEndPr>
+                              <w:rPr>
+                                <w:caps w:val="0"/>
+                              </w:rPr>
+                            </w:sdtEndPr>
+                            <w:sdtContent>
+                              <w:r>
+                                <w:rPr>
+                                  <w:caps/>
+                                  <w:color w:val="5B9BD5" w:themeColor="accent1"/>
+                                  <w:sz w:val="56"/>
+                                  <w:szCs w:val="56"/>
+                                </w:rPr>
+                                <w:t>ACtividad 1 razonamiento y planificación automática</w:t>
+                              </w:r>
+                            </w:sdtContent>
+                          </w:sdt>
+                        </w:p>
+                        <w:p>
+                          <w:pPr>
+                            <w:jc w:val="right"/>
+                            <w:rPr>
+                              <w:smallCaps/>
+                              <w:color w:val="404040" w:themeColor="text1" w:themeTint="BF"/>
+                              <w:sz w:val="36"/>
+                              <w:szCs w:val="36"/>
+                            </w:rPr>
+                          </w:pPr>
+                        </w:p>
+                      </w:txbxContent>
+                    </v:textbox>
+                    <w10:wrap type="square" anchorx="page" anchory="page"/>
+                  </v:shape>
+                </w:pict>
+              </mc:Fallback>
+            </mc:AlternateContent>
+          </w:r>
+        </w:p>
+        <w:p>
+          <w:pPr>
+            <w:spacing w:after="160" w:line="259" w:lineRule="auto"/>
+            <w:jc w:val="left"/>
+          </w:pPr>
+          <w:r>
+            <w:br w:type="page"/>
+          </w:r>
+        </w:p>
+      </w:sdtContent>
+    </w:sdt>
     <w:p>
-      <w:bookmarkStart w:id="0" w:name="_Toc459888455"/>
-    </w:p>
-    <w:p>
       <w:pPr>
         <w:pStyle w:val="TtuloApartado1sinnivel"/>
       </w:pPr>
       <w:r>
+        <w:lastRenderedPageBreak/>
         <w:t>Actividad</w:t>
       </w:r>
       <w:r>
@@ -70,12 +801,388 @@
           <w:ilvl w:val="0"/>
           <w:numId w:val="0"/>
         </w:numPr>
-        <w:ind w:left="284"/>
       </w:pPr>
       <w:r>
-        <w:t>Respuesta estudiante</w:t>
+        <w:t>Suponiendo que las columnas son A, B, C, D, E, F, G y las filas 1, 2, 3, 4, 5, 6.</w:t>
       </w:r>
     </w:p>
+    <w:tbl>
+      <w:tblPr>
+        <w:tblStyle w:val="Tablaconcuadrcula1clara-nfasis1"/>
+        <w:tblW w:w="0" w:type="auto"/>
+        <w:tblLook w:val="04A0" w:firstRow="1" w:lastRow="0" w:firstColumn="1" w:lastColumn="0" w:noHBand="0" w:noVBand="1"/>
+      </w:tblPr>
+      <w:tblGrid>
+        <w:gridCol w:w="1424"/>
+        <w:gridCol w:w="1321"/>
+        <w:gridCol w:w="1321"/>
+        <w:gridCol w:w="1321"/>
+        <w:gridCol w:w="1365"/>
+        <w:gridCol w:w="1321"/>
+      </w:tblGrid>
+      <w:tr>
+        <w:trPr>
+          <w:cnfStyle w:val="100000000000" w:firstRow="1" w:lastRow="0" w:firstColumn="0" w:lastColumn="0" w:oddVBand="0" w:evenVBand="0" w:oddHBand="0" w:evenHBand="0" w:firstRowFirstColumn="0" w:firstRowLastColumn="0" w:lastRowFirstColumn="0" w:lastRowLastColumn="0"/>
+        </w:trPr>
+        <w:tc>
+          <w:tcPr>
+            <w:cnfStyle w:val="001000000000" w:firstRow="0" w:lastRow="0" w:firstColumn="1" w:lastColumn="0" w:oddVBand="0" w:evenVBand="0" w:oddHBand="0" w:evenHBand="0" w:firstRowFirstColumn="0" w:firstRowLastColumn="0" w:lastRowFirstColumn="0" w:lastRowLastColumn="0"/>
+            <w:tcW w:w="1321" w:type="dxa"/>
+          </w:tcPr>
+          <w:p>
+            <w:pPr>
+              <w:pStyle w:val="ListanumeradaTEST"/>
+              <w:numPr>
+                <w:ilvl w:val="0"/>
+                <w:numId w:val="0"/>
+              </w:numPr>
+            </w:pPr>
+            <w:r>
+              <w:t>Algoritmo</w:t>
+            </w:r>
+          </w:p>
+        </w:tc>
+        <w:tc>
+          <w:tcPr>
+            <w:tcW w:w="1321" w:type="dxa"/>
+          </w:tcPr>
+          <w:p>
+            <w:pPr>
+              <w:pStyle w:val="ListanumeradaTEST"/>
+              <w:numPr>
+                <w:ilvl w:val="0"/>
+                <w:numId w:val="0"/>
+              </w:numPr>
+              <w:cnfStyle w:val="100000000000" w:firstRow="1" w:lastRow="0" w:firstColumn="0" w:lastColumn="0" w:oddVBand="0" w:evenVBand="0" w:oddHBand="0" w:evenHBand="0" w:firstRowFirstColumn="0" w:firstRowLastColumn="0" w:lastRowFirstColumn="0" w:lastRowLastColumn="0"/>
+            </w:pPr>
+            <w:r>
+              <w:t>Solución</w:t>
+            </w:r>
+          </w:p>
+        </w:tc>
+        <w:tc>
+          <w:tcPr>
+            <w:tcW w:w="1321" w:type="dxa"/>
+          </w:tcPr>
+          <w:p>
+            <w:pPr>
+              <w:pStyle w:val="ListanumeradaTEST"/>
+              <w:numPr>
+                <w:ilvl w:val="0"/>
+                <w:numId w:val="0"/>
+              </w:numPr>
+              <w:cnfStyle w:val="100000000000" w:firstRow="1" w:lastRow="0" w:firstColumn="0" w:lastColumn="0" w:oddVBand="0" w:evenVBand="0" w:oddHBand="0" w:evenHBand="0" w:firstRowFirstColumn="0" w:firstRowLastColumn="0" w:lastRowFirstColumn="0" w:lastRowLastColumn="0"/>
+            </w:pPr>
+            <w:r>
+              <w:t>Longitud</w:t>
+            </w:r>
+          </w:p>
+        </w:tc>
+        <w:tc>
+          <w:tcPr>
+            <w:tcW w:w="1321" w:type="dxa"/>
+          </w:tcPr>
+          <w:p>
+            <w:pPr>
+              <w:pStyle w:val="ListanumeradaTEST"/>
+              <w:numPr>
+                <w:ilvl w:val="0"/>
+                <w:numId w:val="0"/>
+              </w:numPr>
+              <w:cnfStyle w:val="100000000000" w:firstRow="1" w:lastRow="0" w:firstColumn="0" w:lastColumn="0" w:oddVBand="0" w:evenVBand="0" w:oddHBand="0" w:evenHBand="0" w:firstRowFirstColumn="0" w:firstRowLastColumn="0" w:lastRowFirstColumn="0" w:lastRowLastColumn="0"/>
+            </w:pPr>
+            <w:r>
+              <w:t>Coste solución</w:t>
+            </w:r>
+          </w:p>
+        </w:tc>
+        <w:tc>
+          <w:tcPr>
+            <w:tcW w:w="1365" w:type="dxa"/>
+          </w:tcPr>
+          <w:p>
+            <w:pPr>
+              <w:pStyle w:val="ListanumeradaTEST"/>
+              <w:numPr>
+                <w:ilvl w:val="0"/>
+                <w:numId w:val="0"/>
+              </w:numPr>
+              <w:cnfStyle w:val="100000000000" w:firstRow="1" w:lastRow="0" w:firstColumn="0" w:lastColumn="0" w:oddVBand="0" w:evenVBand="0" w:oddHBand="0" w:evenHBand="0" w:firstRowFirstColumn="0" w:firstRowLastColumn="0" w:lastRowFirstColumn="0" w:lastRowLastColumn="0"/>
+            </w:pPr>
+            <w:r>
+              <w:t>Nodos expandidos</w:t>
+            </w:r>
+          </w:p>
+        </w:tc>
+        <w:tc>
+          <w:tcPr>
+            <w:tcW w:w="1321" w:type="dxa"/>
+          </w:tcPr>
+          <w:p>
+            <w:pPr>
+              <w:pStyle w:val="ListanumeradaTEST"/>
+              <w:numPr>
+                <w:ilvl w:val="0"/>
+                <w:numId w:val="0"/>
+              </w:numPr>
+              <w:cnfStyle w:val="100000000000" w:firstRow="1" w:lastRow="0" w:firstColumn="0" w:lastColumn="0" w:oddVBand="0" w:evenVBand="0" w:oddHBand="0" w:evenHBand="0" w:firstRowFirstColumn="0" w:firstRowLastColumn="0" w:lastRowFirstColumn="0" w:lastRowLastColumn="0"/>
+            </w:pPr>
+            <w:r>
+              <w:t>Tamaño máximo de lista</w:t>
+            </w:r>
+          </w:p>
+        </w:tc>
+      </w:tr>
+      <w:tr>
+        <w:tc>
+          <w:tcPr>
+            <w:cnfStyle w:val="001000000000" w:firstRow="0" w:lastRow="0" w:firstColumn="1" w:lastColumn="0" w:oddVBand="0" w:evenVBand="0" w:oddHBand="0" w:evenHBand="0" w:firstRowFirstColumn="0" w:firstRowLastColumn="0" w:lastRowFirstColumn="0" w:lastRowLastColumn="0"/>
+            <w:tcW w:w="1321" w:type="dxa"/>
+          </w:tcPr>
+          <w:p>
+            <w:pPr>
+              <w:pStyle w:val="ListanumeradaTEST"/>
+              <w:numPr>
+                <w:ilvl w:val="0"/>
+                <w:numId w:val="0"/>
+              </w:numPr>
+              <w:rPr>
+                <w:b w:val="0"/>
+                <w:bCs w:val="0"/>
+              </w:rPr>
+            </w:pPr>
+            <w:r>
+              <w:rPr>
+                <w:b w:val="0"/>
+                <w:bCs w:val="0"/>
+              </w:rPr>
+              <w:t>Amplitud</w:t>
+            </w:r>
+          </w:p>
+        </w:tc>
+        <w:tc>
+          <w:tcPr>
+            <w:tcW w:w="1321" w:type="dxa"/>
+          </w:tcPr>
+          <w:p>
+            <w:pPr>
+              <w:pStyle w:val="ListanumeradaTEST"/>
+              <w:numPr>
+                <w:ilvl w:val="0"/>
+                <w:numId w:val="0"/>
+              </w:numPr>
+              <w:cnfStyle w:val="000000000000" w:firstRow="0" w:lastRow="0" w:firstColumn="0" w:lastColumn="0" w:oddVBand="0" w:evenVBand="0" w:oddHBand="0" w:evenHBand="0" w:firstRowFirstColumn="0" w:firstRowLastColumn="0" w:lastRowFirstColumn="0" w:lastRowLastColumn="0"/>
+            </w:pPr>
+            <w:r>
+              <w:t>B1 -&gt; C1 -&gt; D1 -&gt; E1 -&gt; F1 -&gt; G1 -&gt; G2 -&gt; G3 -&gt; F3 -&gt; E3</w:t>
+            </w:r>
+          </w:p>
+        </w:tc>
+        <w:tc>
+          <w:tcPr>
+            <w:tcW w:w="1321" w:type="dxa"/>
+          </w:tcPr>
+          <w:p>
+            <w:pPr>
+              <w:pStyle w:val="ListanumeradaTEST"/>
+              <w:numPr>
+                <w:ilvl w:val="0"/>
+                <w:numId w:val="0"/>
+              </w:numPr>
+              <w:cnfStyle w:val="000000000000" w:firstRow="0" w:lastRow="0" w:firstColumn="0" w:lastColumn="0" w:oddVBand="0" w:evenVBand="0" w:oddHBand="0" w:evenHBand="0" w:firstRowFirstColumn="0" w:firstRowLastColumn="0" w:lastRowFirstColumn="0" w:lastRowLastColumn="0"/>
+            </w:pPr>
+            <w:r>
+              <w:t>10</w:t>
+            </w:r>
+          </w:p>
+        </w:tc>
+        <w:tc>
+          <w:tcPr>
+            <w:tcW w:w="1321" w:type="dxa"/>
+          </w:tcPr>
+          <w:p>
+            <w:pPr>
+              <w:pStyle w:val="ListanumeradaTEST"/>
+              <w:numPr>
+                <w:ilvl w:val="0"/>
+                <w:numId w:val="0"/>
+              </w:numPr>
+              <w:cnfStyle w:val="000000000000" w:firstRow="0" w:lastRow="0" w:firstColumn="0" w:lastColumn="0" w:oddVBand="0" w:evenVBand="0" w:oddHBand="0" w:evenHBand="0" w:firstRowFirstColumn="0" w:firstRowLastColumn="0" w:lastRowFirstColumn="0" w:lastRowLastColumn="0"/>
+            </w:pPr>
+            <w:r>
+              <w:t>9</w:t>
+            </w:r>
+          </w:p>
+        </w:tc>
+        <w:tc>
+          <w:tcPr>
+            <w:tcW w:w="1365" w:type="dxa"/>
+          </w:tcPr>
+          <w:p>
+            <w:pPr>
+              <w:pStyle w:val="ListanumeradaTEST"/>
+              <w:numPr>
+                <w:ilvl w:val="0"/>
+                <w:numId w:val="0"/>
+              </w:numPr>
+              <w:cnfStyle w:val="000000000000" w:firstRow="0" w:lastRow="0" w:firstColumn="0" w:lastColumn="0" w:oddVBand="0" w:evenVBand="0" w:oddHBand="0" w:evenHBand="0" w:firstRowFirstColumn="0" w:firstRowLastColumn="0" w:lastRowFirstColumn="0" w:lastRowLastColumn="0"/>
+            </w:pPr>
+            <w:r>
+              <w:t>26</w:t>
+            </w:r>
+          </w:p>
+        </w:tc>
+        <w:tc>
+          <w:tcPr>
+            <w:tcW w:w="1321" w:type="dxa"/>
+          </w:tcPr>
+          <w:p>
+            <w:pPr>
+              <w:pStyle w:val="ListanumeradaTEST"/>
+              <w:numPr>
+                <w:ilvl w:val="0"/>
+                <w:numId w:val="0"/>
+              </w:numPr>
+              <w:cnfStyle w:val="000000000000" w:firstRow="0" w:lastRow="0" w:firstColumn="0" w:lastColumn="0" w:oddVBand="0" w:evenVBand="0" w:oddHBand="0" w:evenHBand="0" w:firstRowFirstColumn="0" w:firstRowLastColumn="0" w:lastRowFirstColumn="0" w:lastRowLastColumn="0"/>
+            </w:pPr>
+            <w:r>
+              <w:t>7</w:t>
+            </w:r>
+          </w:p>
+        </w:tc>
+      </w:tr>
+      <w:tr>
+        <w:tc>
+          <w:tcPr>
+            <w:cnfStyle w:val="001000000000" w:firstRow="0" w:lastRow="0" w:firstColumn="1" w:lastColumn="0" w:oddVBand="0" w:evenVBand="0" w:oddHBand="0" w:evenHBand="0" w:firstRowFirstColumn="0" w:firstRowLastColumn="0" w:lastRowFirstColumn="0" w:lastRowLastColumn="0"/>
+            <w:tcW w:w="1321" w:type="dxa"/>
+          </w:tcPr>
+          <w:p>
+            <w:pPr>
+              <w:pStyle w:val="ListanumeradaTEST"/>
+              <w:numPr>
+                <w:ilvl w:val="0"/>
+                <w:numId w:val="0"/>
+              </w:numPr>
+              <w:rPr>
+                <w:b w:val="0"/>
+                <w:bCs w:val="0"/>
+              </w:rPr>
+            </w:pPr>
+            <w:r>
+              <w:rPr>
+                <w:b w:val="0"/>
+                <w:bCs w:val="0"/>
+              </w:rPr>
+              <w:t>Profundidad</w:t>
+            </w:r>
+          </w:p>
+        </w:tc>
+        <w:tc>
+          <w:tcPr>
+            <w:tcW w:w="1321" w:type="dxa"/>
+          </w:tcPr>
+          <w:p>
+            <w:pPr>
+              <w:pStyle w:val="ListanumeradaTEST"/>
+              <w:numPr>
+                <w:ilvl w:val="0"/>
+                <w:numId w:val="0"/>
+              </w:numPr>
+              <w:cnfStyle w:val="000000000000" w:firstRow="0" w:lastRow="0" w:firstColumn="0" w:lastColumn="0" w:oddVBand="0" w:evenVBand="0" w:oddHBand="0" w:evenHBand="0" w:firstRowFirstColumn="0" w:firstRowLastColumn="0" w:lastRowFirstColumn="0" w:lastRowLastColumn="0"/>
+            </w:pPr>
+            <w:r>
+              <w:t>B1 -&gt; A1 -&gt; A2 -&gt; A3 -&gt; A4 -&gt; A5 -&gt;</w:t>
+            </w:r>
+          </w:p>
+          <w:p>
+            <w:pPr>
+              <w:pStyle w:val="ListanumeradaTEST"/>
+              <w:numPr>
+                <w:ilvl w:val="0"/>
+                <w:numId w:val="0"/>
+              </w:numPr>
+              <w:cnfStyle w:val="000000000000" w:firstRow="0" w:lastRow="0" w:firstColumn="0" w:lastColumn="0" w:oddVBand="0" w:evenVBand="0" w:oddHBand="0" w:evenHBand="0" w:firstRowFirstColumn="0" w:firstRowLastColumn="0" w:lastRowFirstColumn="0" w:lastRowLastColumn="0"/>
+            </w:pPr>
+            <w:r>
+              <w:t>B5 -&gt; C5 -&gt; D5 -&gt; E5 -&gt; F5 -&gt; G5 -&gt; G4 -&gt; G3 -&gt; F3 -&gt; E3</w:t>
+            </w:r>
+          </w:p>
+        </w:tc>
+        <w:tc>
+          <w:tcPr>
+            <w:tcW w:w="1321" w:type="dxa"/>
+          </w:tcPr>
+          <w:p>
+            <w:pPr>
+              <w:pStyle w:val="ListanumeradaTEST"/>
+              <w:numPr>
+                <w:ilvl w:val="0"/>
+                <w:numId w:val="0"/>
+              </w:numPr>
+              <w:cnfStyle w:val="000000000000" w:firstRow="0" w:lastRow="0" w:firstColumn="0" w:lastColumn="0" w:oddVBand="0" w:evenVBand="0" w:oddHBand="0" w:evenHBand="0" w:firstRowFirstColumn="0" w:firstRowLastColumn="0" w:lastRowFirstColumn="0" w:lastRowLastColumn="0"/>
+            </w:pPr>
+            <w:r>
+              <w:t>16</w:t>
+            </w:r>
+          </w:p>
+        </w:tc>
+        <w:tc>
+          <w:tcPr>
+            <w:tcW w:w="1321" w:type="dxa"/>
+          </w:tcPr>
+          <w:p>
+            <w:pPr>
+              <w:pStyle w:val="ListanumeradaTEST"/>
+              <w:numPr>
+                <w:ilvl w:val="0"/>
+                <w:numId w:val="0"/>
+              </w:numPr>
+              <w:cnfStyle w:val="000000000000" w:firstRow="0" w:lastRow="0" w:firstColumn="0" w:lastColumn="0" w:oddVBand="0" w:evenVBand="0" w:oddHBand="0" w:evenHBand="0" w:firstRowFirstColumn="0" w:firstRowLastColumn="0" w:lastRowFirstColumn="0" w:lastRowLastColumn="0"/>
+            </w:pPr>
+            <w:r>
+              <w:t>15</w:t>
+            </w:r>
+          </w:p>
+        </w:tc>
+        <w:tc>
+          <w:tcPr>
+            <w:tcW w:w="1365" w:type="dxa"/>
+          </w:tcPr>
+          <w:p>
+            <w:pPr>
+              <w:pStyle w:val="ListanumeradaTEST"/>
+              <w:numPr>
+                <w:ilvl w:val="0"/>
+                <w:numId w:val="0"/>
+              </w:numPr>
+              <w:cnfStyle w:val="000000000000" w:firstRow="0" w:lastRow="0" w:firstColumn="0" w:lastColumn="0" w:oddVBand="0" w:evenVBand="0" w:oddHBand="0" w:evenHBand="0" w:firstRowFirstColumn="0" w:firstRowLastColumn="0" w:lastRowFirstColumn="0" w:lastRowLastColumn="0"/>
+            </w:pPr>
+            <w:r>
+              <w:t>19</w:t>
+            </w:r>
+          </w:p>
+        </w:tc>
+        <w:tc>
+          <w:tcPr>
+            <w:tcW w:w="1321" w:type="dxa"/>
+          </w:tcPr>
+          <w:p>
+            <w:pPr>
+              <w:pStyle w:val="ListanumeradaTEST"/>
+              <w:numPr>
+                <w:ilvl w:val="0"/>
+                <w:numId w:val="0"/>
+              </w:numPr>
+              <w:cnfStyle w:val="000000000000" w:firstRow="0" w:lastRow="0" w:firstColumn="0" w:lastColumn="0" w:oddVBand="0" w:evenVBand="0" w:oddHBand="0" w:evenHBand="0" w:firstRowFirstColumn="0" w:firstRowLastColumn="0" w:lastRowFirstColumn="0" w:lastRowLastColumn="0"/>
+            </w:pPr>
+            <w:r>
+              <w:t>12</w:t>
+            </w:r>
+          </w:p>
+        </w:tc>
+      </w:tr>
+    </w:tbl>
     <w:p>
       <w:pPr>
         <w:pStyle w:val="ListanumeradaTEST"/>
@@ -102,13 +1209,7 @@
         <w:ind w:left="284"/>
       </w:pPr>
       <w:r>
-        <w:t>Respuesta</w:t>
-      </w:r>
-      <w:r>
-        <w:t xml:space="preserve"> </w:t>
-      </w:r>
-      <w:r>
-        <w:t>estudiante</w:t>
+        <w:t>Si, porque encuentra la ruta óptima para llegar al destino, su coste es 9</w:t>
       </w:r>
     </w:p>
     <w:p>
@@ -134,16 +1235,10 @@
           <w:ilvl w:val="0"/>
           <w:numId w:val="0"/>
         </w:numPr>
-        <w:ind w:left="284"/>
       </w:pPr>
       <w:r>
-        <w:t>Respuesta</w:t>
-      </w:r>
-      <w:r>
-        <w:t xml:space="preserve"> </w:t>
-      </w:r>
-      <w:r>
-        <w:t>estudiante</w:t>
+        <w:lastRenderedPageBreak/>
+        <w:t>No, porque sabiendo que la ruta óptima para llegar es 9, con profundidad tenemos 15</w:t>
       </w:r>
     </w:p>
     <w:p>
@@ -169,16 +1264,13 @@
           <w:ilvl w:val="0"/>
           <w:numId w:val="0"/>
         </w:numPr>
-        <w:ind w:left="284"/>
       </w:pPr>
       <w:r>
-        <w:t>Respuesta</w:t>
+        <w:t>En este caso, aunque amplitud encuentre el resultado óptimo, profundidad es un algoritmo más eficiente, ya que visitando menos casillas encuentra una solución.</w:t>
       </w:r>
       <w:r>
-        <w:t xml:space="preserve"> </w:t>
-      </w:r>
-      <w:r>
-        <w:t>estudiante</w:t>
+        <w:br/>
+        <w:t>Amplitud visita 27 y profundidad 20</w:t>
       </w:r>
     </w:p>
     <w:p>
@@ -188,6 +1280,11 @@
           <w:ilvl w:val="0"/>
           <w:numId w:val="0"/>
         </w:numPr>
+        <w:ind w:left="284"/>
+        <w:rPr>
+          <w:b/>
+          <w:bCs/>
+        </w:rPr>
       </w:pPr>
     </w:p>
     <w:p/>
@@ -228,19 +1325,515 @@
         <w:t>Muestre una tabla con los datos de todas las ejecuciones.</w:t>
       </w:r>
     </w:p>
-    <w:p>
-      <w:pPr>
-        <w:pStyle w:val="ListanumeradaTEST"/>
-        <w:numPr>
-          <w:ilvl w:val="0"/>
-          <w:numId w:val="0"/>
-        </w:numPr>
-        <w:ind w:left="284"/>
-      </w:pPr>
-      <w:r>
-        <w:t>Respuesta estudiante</w:t>
-      </w:r>
-    </w:p>
+    <w:tbl>
+      <w:tblPr>
+        <w:tblStyle w:val="Tablaconcuadrcula1clara-nfasis1"/>
+        <w:tblW w:w="0" w:type="auto"/>
+        <w:tblLook w:val="04A0" w:firstRow="1" w:lastRow="0" w:firstColumn="1" w:lastColumn="0" w:noHBand="0" w:noVBand="1"/>
+      </w:tblPr>
+      <w:tblGrid>
+        <w:gridCol w:w="1321"/>
+        <w:gridCol w:w="1321"/>
+        <w:gridCol w:w="1321"/>
+        <w:gridCol w:w="1321"/>
+        <w:gridCol w:w="1365"/>
+        <w:gridCol w:w="1321"/>
+      </w:tblGrid>
+      <w:tr>
+        <w:trPr>
+          <w:cnfStyle w:val="100000000000" w:firstRow="1" w:lastRow="0" w:firstColumn="0" w:lastColumn="0" w:oddVBand="0" w:evenVBand="0" w:oddHBand="0" w:evenHBand="0" w:firstRowFirstColumn="0" w:firstRowLastColumn="0" w:lastRowFirstColumn="0" w:lastRowLastColumn="0"/>
+        </w:trPr>
+        <w:tc>
+          <w:tcPr>
+            <w:cnfStyle w:val="001000000000" w:firstRow="0" w:lastRow="0" w:firstColumn="1" w:lastColumn="0" w:oddVBand="0" w:evenVBand="0" w:oddHBand="0" w:evenHBand="0" w:firstRowFirstColumn="0" w:firstRowLastColumn="0" w:lastRowFirstColumn="0" w:lastRowLastColumn="0"/>
+            <w:tcW w:w="1321" w:type="dxa"/>
+          </w:tcPr>
+          <w:p>
+            <w:pPr>
+              <w:pStyle w:val="ListanumeradaTEST"/>
+              <w:numPr>
+                <w:ilvl w:val="0"/>
+                <w:numId w:val="0"/>
+              </w:numPr>
+            </w:pPr>
+            <w:r>
+              <w:t>Algoritmo</w:t>
+            </w:r>
+          </w:p>
+        </w:tc>
+        <w:tc>
+          <w:tcPr>
+            <w:tcW w:w="1321" w:type="dxa"/>
+          </w:tcPr>
+          <w:p>
+            <w:pPr>
+              <w:pStyle w:val="ListanumeradaTEST"/>
+              <w:numPr>
+                <w:ilvl w:val="0"/>
+                <w:numId w:val="0"/>
+              </w:numPr>
+              <w:cnfStyle w:val="100000000000" w:firstRow="1" w:lastRow="0" w:firstColumn="0" w:lastColumn="0" w:oddVBand="0" w:evenVBand="0" w:oddHBand="0" w:evenHBand="0" w:firstRowFirstColumn="0" w:firstRowLastColumn="0" w:lastRowFirstColumn="0" w:lastRowLastColumn="0"/>
+            </w:pPr>
+            <w:r>
+              <w:t>Solución</w:t>
+            </w:r>
+          </w:p>
+        </w:tc>
+        <w:tc>
+          <w:tcPr>
+            <w:tcW w:w="1321" w:type="dxa"/>
+          </w:tcPr>
+          <w:p>
+            <w:pPr>
+              <w:pStyle w:val="ListanumeradaTEST"/>
+              <w:numPr>
+                <w:ilvl w:val="0"/>
+                <w:numId w:val="0"/>
+              </w:numPr>
+              <w:cnfStyle w:val="100000000000" w:firstRow="1" w:lastRow="0" w:firstColumn="0" w:lastColumn="0" w:oddVBand="0" w:evenVBand="0" w:oddHBand="0" w:evenHBand="0" w:firstRowFirstColumn="0" w:firstRowLastColumn="0" w:lastRowFirstColumn="0" w:lastRowLastColumn="0"/>
+            </w:pPr>
+            <w:r>
+              <w:t>Longitud</w:t>
+            </w:r>
+          </w:p>
+        </w:tc>
+        <w:tc>
+          <w:tcPr>
+            <w:tcW w:w="1321" w:type="dxa"/>
+          </w:tcPr>
+          <w:p>
+            <w:pPr>
+              <w:pStyle w:val="ListanumeradaTEST"/>
+              <w:numPr>
+                <w:ilvl w:val="0"/>
+                <w:numId w:val="0"/>
+              </w:numPr>
+              <w:cnfStyle w:val="100000000000" w:firstRow="1" w:lastRow="0" w:firstColumn="0" w:lastColumn="0" w:oddVBand="0" w:evenVBand="0" w:oddHBand="0" w:evenHBand="0" w:firstRowFirstColumn="0" w:firstRowLastColumn="0" w:lastRowFirstColumn="0" w:lastRowLastColumn="0"/>
+            </w:pPr>
+            <w:r>
+              <w:t>Coste solución</w:t>
+            </w:r>
+          </w:p>
+        </w:tc>
+        <w:tc>
+          <w:tcPr>
+            <w:tcW w:w="1365" w:type="dxa"/>
+          </w:tcPr>
+          <w:p>
+            <w:pPr>
+              <w:pStyle w:val="ListanumeradaTEST"/>
+              <w:numPr>
+                <w:ilvl w:val="0"/>
+                <w:numId w:val="0"/>
+              </w:numPr>
+              <w:cnfStyle w:val="100000000000" w:firstRow="1" w:lastRow="0" w:firstColumn="0" w:lastColumn="0" w:oddVBand="0" w:evenVBand="0" w:oddHBand="0" w:evenHBand="0" w:firstRowFirstColumn="0" w:firstRowLastColumn="0" w:lastRowFirstColumn="0" w:lastRowLastColumn="0"/>
+            </w:pPr>
+            <w:r>
+              <w:t>Nodos expandidos</w:t>
+            </w:r>
+          </w:p>
+        </w:tc>
+        <w:tc>
+          <w:tcPr>
+            <w:tcW w:w="1321" w:type="dxa"/>
+          </w:tcPr>
+          <w:p>
+            <w:pPr>
+              <w:pStyle w:val="ListanumeradaTEST"/>
+              <w:numPr>
+                <w:ilvl w:val="0"/>
+                <w:numId w:val="0"/>
+              </w:numPr>
+              <w:cnfStyle w:val="100000000000" w:firstRow="1" w:lastRow="0" w:firstColumn="0" w:lastColumn="0" w:oddVBand="0" w:evenVBand="0" w:oddHBand="0" w:evenHBand="0" w:firstRowFirstColumn="0" w:firstRowLastColumn="0" w:lastRowFirstColumn="0" w:lastRowLastColumn="0"/>
+            </w:pPr>
+            <w:r>
+              <w:t>Tamaño máximo de lista</w:t>
+            </w:r>
+          </w:p>
+        </w:tc>
+      </w:tr>
+      <w:tr>
+        <w:tc>
+          <w:tcPr>
+            <w:cnfStyle w:val="001000000000" w:firstRow="0" w:lastRow="0" w:firstColumn="1" w:lastColumn="0" w:oddVBand="0" w:evenVBand="0" w:oddHBand="0" w:evenHBand="0" w:firstRowFirstColumn="0" w:firstRowLastColumn="0" w:lastRowFirstColumn="0" w:lastRowLastColumn="0"/>
+            <w:tcW w:w="1321" w:type="dxa"/>
+          </w:tcPr>
+          <w:p>
+            <w:pPr>
+              <w:pStyle w:val="ListanumeradaTEST"/>
+              <w:numPr>
+                <w:ilvl w:val="0"/>
+                <w:numId w:val="0"/>
+              </w:numPr>
+              <w:rPr>
+                <w:b w:val="0"/>
+                <w:bCs w:val="0"/>
+              </w:rPr>
+            </w:pPr>
+            <w:r>
+              <w:rPr>
+                <w:b w:val="0"/>
+                <w:bCs w:val="0"/>
+              </w:rPr>
+              <w:t>Amplitud</w:t>
+            </w:r>
+          </w:p>
+        </w:tc>
+        <w:tc>
+          <w:tcPr>
+            <w:tcW w:w="1321" w:type="dxa"/>
+          </w:tcPr>
+          <w:p>
+            <w:pPr>
+              <w:pStyle w:val="ListanumeradaTEST"/>
+              <w:numPr>
+                <w:ilvl w:val="0"/>
+                <w:numId w:val="0"/>
+              </w:numPr>
+              <w:cnfStyle w:val="000000000000" w:firstRow="0" w:lastRow="0" w:firstColumn="0" w:lastColumn="0" w:oddVBand="0" w:evenVBand="0" w:oddHBand="0" w:evenHBand="0" w:firstRowFirstColumn="0" w:firstRowLastColumn="0" w:lastRowFirstColumn="0" w:lastRowLastColumn="0"/>
+            </w:pPr>
+            <w:r>
+              <w:t>B1 -&gt; C1 -&gt; D1 -&gt; E1 -&gt; F1 -&gt; G1 -&gt; G2 -&gt; G3 -&gt; F3 -&gt; E3</w:t>
+            </w:r>
+          </w:p>
+        </w:tc>
+        <w:tc>
+          <w:tcPr>
+            <w:tcW w:w="1321" w:type="dxa"/>
+          </w:tcPr>
+          <w:p>
+            <w:pPr>
+              <w:pStyle w:val="ListanumeradaTEST"/>
+              <w:numPr>
+                <w:ilvl w:val="0"/>
+                <w:numId w:val="0"/>
+              </w:numPr>
+              <w:cnfStyle w:val="000000000000" w:firstRow="0" w:lastRow="0" w:firstColumn="0" w:lastColumn="0" w:oddVBand="0" w:evenVBand="0" w:oddHBand="0" w:evenHBand="0" w:firstRowFirstColumn="0" w:firstRowLastColumn="0" w:lastRowFirstColumn="0" w:lastRowLastColumn="0"/>
+            </w:pPr>
+            <w:r>
+              <w:t>10</w:t>
+            </w:r>
+          </w:p>
+        </w:tc>
+        <w:tc>
+          <w:tcPr>
+            <w:tcW w:w="1321" w:type="dxa"/>
+          </w:tcPr>
+          <w:p>
+            <w:pPr>
+              <w:pStyle w:val="ListanumeradaTEST"/>
+              <w:numPr>
+                <w:ilvl w:val="0"/>
+                <w:numId w:val="0"/>
+              </w:numPr>
+              <w:cnfStyle w:val="000000000000" w:firstRow="0" w:lastRow="0" w:firstColumn="0" w:lastColumn="0" w:oddVBand="0" w:evenVBand="0" w:oddHBand="0" w:evenHBand="0" w:firstRowFirstColumn="0" w:firstRowLastColumn="0" w:lastRowFirstColumn="0" w:lastRowLastColumn="0"/>
+            </w:pPr>
+            <w:r>
+              <w:t>15</w:t>
+            </w:r>
+          </w:p>
+        </w:tc>
+        <w:tc>
+          <w:tcPr>
+            <w:tcW w:w="1365" w:type="dxa"/>
+          </w:tcPr>
+          <w:p>
+            <w:pPr>
+              <w:pStyle w:val="ListanumeradaTEST"/>
+              <w:numPr>
+                <w:ilvl w:val="0"/>
+                <w:numId w:val="0"/>
+              </w:numPr>
+              <w:cnfStyle w:val="000000000000" w:firstRow="0" w:lastRow="0" w:firstColumn="0" w:lastColumn="0" w:oddVBand="0" w:evenVBand="0" w:oddHBand="0" w:evenHBand="0" w:firstRowFirstColumn="0" w:firstRowLastColumn="0" w:lastRowFirstColumn="0" w:lastRowLastColumn="0"/>
+            </w:pPr>
+            <w:r>
+              <w:t>26</w:t>
+            </w:r>
+          </w:p>
+        </w:tc>
+        <w:tc>
+          <w:tcPr>
+            <w:tcW w:w="1321" w:type="dxa"/>
+          </w:tcPr>
+          <w:p>
+            <w:pPr>
+              <w:pStyle w:val="ListanumeradaTEST"/>
+              <w:numPr>
+                <w:ilvl w:val="0"/>
+                <w:numId w:val="0"/>
+              </w:numPr>
+              <w:cnfStyle w:val="000000000000" w:firstRow="0" w:lastRow="0" w:firstColumn="0" w:lastColumn="0" w:oddVBand="0" w:evenVBand="0" w:oddHBand="0" w:evenHBand="0" w:firstRowFirstColumn="0" w:firstRowLastColumn="0" w:lastRowFirstColumn="0" w:lastRowLastColumn="0"/>
+            </w:pPr>
+            <w:r>
+              <w:t>7</w:t>
+            </w:r>
+          </w:p>
+        </w:tc>
+      </w:tr>
+      <w:tr>
+        <w:tc>
+          <w:tcPr>
+            <w:cnfStyle w:val="001000000000" w:firstRow="0" w:lastRow="0" w:firstColumn="1" w:lastColumn="0" w:oddVBand="0" w:evenVBand="0" w:oddHBand="0" w:evenHBand="0" w:firstRowFirstColumn="0" w:firstRowLastColumn="0" w:lastRowFirstColumn="0" w:lastRowLastColumn="0"/>
+            <w:tcW w:w="1321" w:type="dxa"/>
+          </w:tcPr>
+          <w:p>
+            <w:pPr>
+              <w:pStyle w:val="ListanumeradaTEST"/>
+              <w:numPr>
+                <w:ilvl w:val="0"/>
+                <w:numId w:val="0"/>
+              </w:numPr>
+              <w:rPr>
+                <w:b w:val="0"/>
+                <w:bCs w:val="0"/>
+              </w:rPr>
+            </w:pPr>
+            <w:r>
+              <w:rPr>
+                <w:b w:val="0"/>
+                <w:bCs w:val="0"/>
+              </w:rPr>
+              <w:t>Dijkstra</w:t>
+            </w:r>
+          </w:p>
+        </w:tc>
+        <w:tc>
+          <w:tcPr>
+            <w:tcW w:w="1321" w:type="dxa"/>
+          </w:tcPr>
+          <w:p>
+            <w:pPr>
+              <w:pStyle w:val="ListanumeradaTEST"/>
+              <w:numPr>
+                <w:ilvl w:val="0"/>
+                <w:numId w:val="0"/>
+              </w:numPr>
+              <w:cnfStyle w:val="000000000000" w:firstRow="0" w:lastRow="0" w:firstColumn="0" w:lastColumn="0" w:oddVBand="0" w:evenVBand="0" w:oddHBand="0" w:evenHBand="0" w:firstRowFirstColumn="0" w:firstRowLastColumn="0" w:lastRowFirstColumn="0" w:lastRowLastColumn="0"/>
+            </w:pPr>
+            <w:r>
+              <w:t>B1 -&gt; A1 -&gt; A2 -&gt; A3 -&gt; A4 -&gt; A5 -&gt;</w:t>
+            </w:r>
+          </w:p>
+          <w:p>
+            <w:pPr>
+              <w:pStyle w:val="ListanumeradaTEST"/>
+              <w:numPr>
+                <w:ilvl w:val="0"/>
+                <w:numId w:val="0"/>
+              </w:numPr>
+              <w:cnfStyle w:val="000000000000" w:firstRow="0" w:lastRow="0" w:firstColumn="0" w:lastColumn="0" w:oddVBand="0" w:evenVBand="0" w:oddHBand="0" w:evenHBand="0" w:firstRowFirstColumn="0" w:firstRowLastColumn="0" w:lastRowFirstColumn="0" w:lastRowLastColumn="0"/>
+            </w:pPr>
+            <w:r>
+              <w:t>B5 -&gt; C5 -&gt; D5 -&gt; D4 -&gt; C4 -&gt; E3</w:t>
+            </w:r>
+          </w:p>
+        </w:tc>
+        <w:tc>
+          <w:tcPr>
+            <w:tcW w:w="1321" w:type="dxa"/>
+          </w:tcPr>
+          <w:p>
+            <w:pPr>
+              <w:pStyle w:val="ListanumeradaTEST"/>
+              <w:numPr>
+                <w:ilvl w:val="0"/>
+                <w:numId w:val="0"/>
+              </w:numPr>
+              <w:cnfStyle w:val="000000000000" w:firstRow="0" w:lastRow="0" w:firstColumn="0" w:lastColumn="0" w:oddVBand="0" w:evenVBand="0" w:oddHBand="0" w:evenHBand="0" w:firstRowFirstColumn="0" w:firstRowLastColumn="0" w:lastRowFirstColumn="0" w:lastRowLastColumn="0"/>
+            </w:pPr>
+            <w:r>
+              <w:t>12</w:t>
+            </w:r>
+          </w:p>
+        </w:tc>
+        <w:tc>
+          <w:tcPr>
+            <w:tcW w:w="1321" w:type="dxa"/>
+          </w:tcPr>
+          <w:p>
+            <w:pPr>
+              <w:pStyle w:val="ListanumeradaTEST"/>
+              <w:numPr>
+                <w:ilvl w:val="0"/>
+                <w:numId w:val="0"/>
+              </w:numPr>
+              <w:cnfStyle w:val="000000000000" w:firstRow="0" w:lastRow="0" w:firstColumn="0" w:lastColumn="0" w:oddVBand="0" w:evenVBand="0" w:oddHBand="0" w:evenHBand="0" w:firstRowFirstColumn="0" w:firstRowLastColumn="0" w:lastRowFirstColumn="0" w:lastRowLastColumn="0"/>
+            </w:pPr>
+            <w:r>
+              <w:t>14</w:t>
+            </w:r>
+          </w:p>
+        </w:tc>
+        <w:tc>
+          <w:tcPr>
+            <w:tcW w:w="1365" w:type="dxa"/>
+          </w:tcPr>
+          <w:p>
+            <w:pPr>
+              <w:pStyle w:val="ListanumeradaTEST"/>
+              <w:numPr>
+                <w:ilvl w:val="0"/>
+                <w:numId w:val="0"/>
+              </w:numPr>
+              <w:cnfStyle w:val="000000000000" w:firstRow="0" w:lastRow="0" w:firstColumn="0" w:lastColumn="0" w:oddVBand="0" w:evenVBand="0" w:oddHBand="0" w:evenHBand="0" w:firstRowFirstColumn="0" w:firstRowLastColumn="0" w:lastRowFirstColumn="0" w:lastRowLastColumn="0"/>
+            </w:pPr>
+            <w:r>
+              <w:t>33</w:t>
+            </w:r>
+          </w:p>
+        </w:tc>
+        <w:tc>
+          <w:tcPr>
+            <w:tcW w:w="1321" w:type="dxa"/>
+          </w:tcPr>
+          <w:p>
+            <w:pPr>
+              <w:pStyle w:val="ListanumeradaTEST"/>
+              <w:numPr>
+                <w:ilvl w:val="0"/>
+                <w:numId w:val="0"/>
+              </w:numPr>
+              <w:cnfStyle w:val="000000000000" w:firstRow="0" w:lastRow="0" w:firstColumn="0" w:lastColumn="0" w:oddVBand="0" w:evenVBand="0" w:oddHBand="0" w:evenHBand="0" w:firstRowFirstColumn="0" w:firstRowLastColumn="0" w:lastRowFirstColumn="0" w:lastRowLastColumn="0"/>
+            </w:pPr>
+            <w:r>
+              <w:t>8</w:t>
+            </w:r>
+          </w:p>
+        </w:tc>
+      </w:tr>
+      <w:tr>
+        <w:tc>
+          <w:tcPr>
+            <w:cnfStyle w:val="001000000000" w:firstRow="0" w:lastRow="0" w:firstColumn="1" w:lastColumn="0" w:oddVBand="0" w:evenVBand="0" w:oddHBand="0" w:evenHBand="0" w:firstRowFirstColumn="0" w:firstRowLastColumn="0" w:lastRowFirstColumn="0" w:lastRowLastColumn="0"/>
+            <w:tcW w:w="1321" w:type="dxa"/>
+          </w:tcPr>
+          <w:p>
+            <w:pPr>
+              <w:pStyle w:val="ListanumeradaTEST"/>
+              <w:numPr>
+                <w:ilvl w:val="0"/>
+                <w:numId w:val="0"/>
+              </w:numPr>
+              <w:rPr>
+                <w:b w:val="0"/>
+                <w:bCs w:val="0"/>
+              </w:rPr>
+            </w:pPr>
+            <w:r>
+              <w:rPr>
+                <w:b w:val="0"/>
+                <w:bCs w:val="0"/>
+              </w:rPr>
+              <w:lastRenderedPageBreak/>
+              <w:t>A*</w:t>
+            </w:r>
+          </w:p>
+        </w:tc>
+        <w:tc>
+          <w:tcPr>
+            <w:tcW w:w="1321" w:type="dxa"/>
+          </w:tcPr>
+          <w:p>
+            <w:pPr>
+              <w:pStyle w:val="ListanumeradaTEST"/>
+              <w:numPr>
+                <w:ilvl w:val="0"/>
+                <w:numId w:val="0"/>
+              </w:numPr>
+              <w:cnfStyle w:val="000000000000" w:firstRow="0" w:lastRow="0" w:firstColumn="0" w:lastColumn="0" w:oddVBand="0" w:evenVBand="0" w:oddHBand="0" w:evenHBand="0" w:firstRowFirstColumn="0" w:firstRowLastColumn="0" w:lastRowFirstColumn="0" w:lastRowLastColumn="0"/>
+            </w:pPr>
+            <w:r>
+              <w:t>B1 -&gt; A1 -&gt; A2 -&gt; A3 -&gt; A4 -&gt; A5 -&gt;</w:t>
+            </w:r>
+          </w:p>
+          <w:p>
+            <w:pPr>
+              <w:pStyle w:val="ListanumeradaTEST"/>
+              <w:numPr>
+                <w:ilvl w:val="0"/>
+                <w:numId w:val="0"/>
+              </w:numPr>
+              <w:cnfStyle w:val="000000000000" w:firstRow="0" w:lastRow="0" w:firstColumn="0" w:lastColumn="0" w:oddVBand="0" w:evenVBand="0" w:oddHBand="0" w:evenHBand="0" w:firstRowFirstColumn="0" w:firstRowLastColumn="0" w:lastRowFirstColumn="0" w:lastRowLastColumn="0"/>
+            </w:pPr>
+            <w:r>
+              <w:t>B5 -&gt; C5 -&gt; D5 -&gt; D4 -&gt; C4 -&gt; E3</w:t>
+            </w:r>
+          </w:p>
+        </w:tc>
+        <w:tc>
+          <w:tcPr>
+            <w:tcW w:w="1321" w:type="dxa"/>
+          </w:tcPr>
+          <w:p>
+            <w:pPr>
+              <w:pStyle w:val="ListanumeradaTEST"/>
+              <w:numPr>
+                <w:ilvl w:val="0"/>
+                <w:numId w:val="0"/>
+              </w:numPr>
+              <w:cnfStyle w:val="000000000000" w:firstRow="0" w:lastRow="0" w:firstColumn="0" w:lastColumn="0" w:oddVBand="0" w:evenVBand="0" w:oddHBand="0" w:evenHBand="0" w:firstRowFirstColumn="0" w:firstRowLastColumn="0" w:lastRowFirstColumn="0" w:lastRowLastColumn="0"/>
+            </w:pPr>
+            <w:r>
+              <w:t>12</w:t>
+            </w:r>
+          </w:p>
+        </w:tc>
+        <w:tc>
+          <w:tcPr>
+            <w:tcW w:w="1321" w:type="dxa"/>
+          </w:tcPr>
+          <w:p>
+            <w:pPr>
+              <w:pStyle w:val="ListanumeradaTEST"/>
+              <w:numPr>
+                <w:ilvl w:val="0"/>
+                <w:numId w:val="0"/>
+              </w:numPr>
+              <w:cnfStyle w:val="000000000000" w:firstRow="0" w:lastRow="0" w:firstColumn="0" w:lastColumn="0" w:oddVBand="0" w:evenVBand="0" w:oddHBand="0" w:evenHBand="0" w:firstRowFirstColumn="0" w:firstRowLastColumn="0" w:lastRowFirstColumn="0" w:lastRowLastColumn="0"/>
+            </w:pPr>
+            <w:r>
+              <w:t>14</w:t>
+            </w:r>
+          </w:p>
+        </w:tc>
+        <w:tc>
+          <w:tcPr>
+            <w:tcW w:w="1365" w:type="dxa"/>
+          </w:tcPr>
+          <w:p>
+            <w:pPr>
+              <w:pStyle w:val="ListanumeradaTEST"/>
+              <w:numPr>
+                <w:ilvl w:val="0"/>
+                <w:numId w:val="0"/>
+              </w:numPr>
+              <w:cnfStyle w:val="000000000000" w:firstRow="0" w:lastRow="0" w:firstColumn="0" w:lastColumn="0" w:oddVBand="0" w:evenVBand="0" w:oddHBand="0" w:evenHBand="0" w:firstRowFirstColumn="0" w:firstRowLastColumn="0" w:lastRowFirstColumn="0" w:lastRowLastColumn="0"/>
+            </w:pPr>
+            <w:r>
+              <w:t>26</w:t>
+            </w:r>
+          </w:p>
+        </w:tc>
+        <w:tc>
+          <w:tcPr>
+            <w:tcW w:w="1321" w:type="dxa"/>
+          </w:tcPr>
+          <w:p>
+            <w:pPr>
+              <w:pStyle w:val="ListanumeradaTEST"/>
+              <w:numPr>
+                <w:ilvl w:val="0"/>
+                <w:numId w:val="0"/>
+              </w:numPr>
+              <w:cnfStyle w:val="000000000000" w:firstRow="0" w:lastRow="0" w:firstColumn="0" w:lastColumn="0" w:oddVBand="0" w:evenVBand="0" w:oddHBand="0" w:evenHBand="0" w:firstRowFirstColumn="0" w:firstRowLastColumn="0" w:lastRowFirstColumn="0" w:lastRowLastColumn="0"/>
+            </w:pPr>
+            <w:r>
+              <w:t>10</w:t>
+            </w:r>
+          </w:p>
+        </w:tc>
+      </w:tr>
+    </w:tbl>
     <w:p>
       <w:pPr>
         <w:pStyle w:val="ListanumeradaTEST"/>
@@ -264,16 +1857,13 @@
           <w:ilvl w:val="0"/>
           <w:numId w:val="0"/>
         </w:numPr>
-        <w:ind w:left="284"/>
+        <w:rPr>
+          <w:b/>
+          <w:bCs/>
+        </w:rPr>
       </w:pPr>
       <w:r>
-        <w:t>Respuesta</w:t>
-      </w:r>
-      <w:r>
-        <w:t xml:space="preserve"> </w:t>
-      </w:r>
-      <w:r>
-        <w:t>estudiante</w:t>
+        <w:t>Si, aunque realizan más movimientos que el algoritmo de amplitud, su coste es menor, ya que realizan menos movimientos hacia la izquierda.</w:t>
       </w:r>
     </w:p>
     <w:p>
@@ -299,16 +1889,9 @@
           <w:ilvl w:val="0"/>
           <w:numId w:val="0"/>
         </w:numPr>
-        <w:ind w:left="284"/>
       </w:pPr>
       <w:r>
-        <w:t>Respuesta</w:t>
-      </w:r>
-      <w:r>
-        <w:t xml:space="preserve"> </w:t>
-      </w:r>
-      <w:r>
-        <w:t>estudiante</w:t>
+        <w:t>Si, misma solución que UCS, aunque se realizan más movimientos que amplitud, su coste es menor.</w:t>
       </w:r>
     </w:p>
     <w:p>
@@ -334,20 +1917,9 @@
           <w:ilvl w:val="0"/>
           <w:numId w:val="0"/>
         </w:numPr>
-        <w:ind w:left="284"/>
-        <w:rPr>
-          <w:b/>
-          <w:bCs/>
-        </w:rPr>
       </w:pPr>
       <w:r>
-        <w:t>Respuesta</w:t>
-      </w:r>
-      <w:r>
-        <w:t xml:space="preserve"> </w:t>
-      </w:r>
-      <w:r>
-        <w:t>estudiante</w:t>
+        <w:t>En este caso A* visita menos nodos que el algoritmo UCS, aunque su tamaño de lista es más grande.</w:t>
       </w:r>
     </w:p>
     <w:p>
@@ -363,7 +1935,6 @@
           <w:b/>
           <w:bCs/>
         </w:rPr>
-        <w:lastRenderedPageBreak/>
         <w:t>¿Se puede afirmar que las respuestas 2 y 3 siempre serán de este modo, aunque se varíe el mapa?</w:t>
       </w:r>
     </w:p>
@@ -374,16 +1945,17 @@
           <w:ilvl w:val="0"/>
           <w:numId w:val="0"/>
         </w:numPr>
-        <w:ind w:left="284"/>
       </w:pPr>
       <w:r>
-        <w:t xml:space="preserve">Respuesta </w:t>
+        <w:t xml:space="preserve">No, A* seguirá encontrando un camino de coste </w:t>
       </w:r>
+      <w:proofErr w:type="gramStart"/>
       <w:r>
-        <w:t>estudiante</w:t>
+        <w:t>más óptimo</w:t>
       </w:r>
+      <w:proofErr w:type="gramEnd"/>
       <w:r>
-        <w:t xml:space="preserve"> </w:t>
+        <w:t>, pero no se puede garantizar que A* siempre explore en menos nodos que UCS, eso depende del mapa.</w:t>
       </w:r>
     </w:p>
     <w:p>
@@ -409,10 +1981,29 @@
           <w:ilvl w:val="0"/>
           <w:numId w:val="0"/>
         </w:numPr>
-        <w:ind w:left="284"/>
       </w:pPr>
       <w:r>
-        <w:t>Respuesta estudiante</w:t>
+        <w:t xml:space="preserve">No, al cambiar los </w:t>
+      </w:r>
+      <w:proofErr w:type="spellStart"/>
+      <w:r>
+        <w:t>coster</w:t>
+      </w:r>
+      <w:proofErr w:type="spellEnd"/>
+      <w:r>
+        <w:t>, A* podría dejar de garantizar el camino óptimo y también podría cambiar su eficiencia frente a UCS.</w:t>
+      </w:r>
+    </w:p>
+    <w:p>
+      <w:pPr>
+        <w:pStyle w:val="ListanumeradaTEST"/>
+        <w:numPr>
+          <w:ilvl w:val="0"/>
+          <w:numId w:val="0"/>
+        </w:numPr>
+      </w:pPr>
+      <w:r>
+        <w:t>Manhattan cuenta movimientos, no cuenta cuánto cuesta cada uno.</w:t>
       </w:r>
     </w:p>
     <w:p>
@@ -466,25 +2057,515 @@
         <w:t>Muestre una tabla con los datos de todas las ejecuciones.</w:t>
       </w:r>
     </w:p>
-    <w:p>
-      <w:pPr>
-        <w:pStyle w:val="ListanumeradaTEST"/>
-        <w:numPr>
-          <w:ilvl w:val="0"/>
-          <w:numId w:val="0"/>
-        </w:numPr>
-        <w:ind w:left="284"/>
-      </w:pPr>
-      <w:r>
-        <w:t>Respuesta</w:t>
-      </w:r>
-      <w:r>
-        <w:t xml:space="preserve"> </w:t>
-      </w:r>
-      <w:r>
-        <w:t>estudiante</w:t>
-      </w:r>
-    </w:p>
+    <w:tbl>
+      <w:tblPr>
+        <w:tblStyle w:val="Tablaconcuadrcula1clara-nfasis1"/>
+        <w:tblW w:w="0" w:type="auto"/>
+        <w:tblLook w:val="04A0" w:firstRow="1" w:lastRow="0" w:firstColumn="1" w:lastColumn="0" w:noHBand="0" w:noVBand="1"/>
+      </w:tblPr>
+      <w:tblGrid>
+        <w:gridCol w:w="1321"/>
+        <w:gridCol w:w="1321"/>
+        <w:gridCol w:w="1321"/>
+        <w:gridCol w:w="1321"/>
+        <w:gridCol w:w="1365"/>
+        <w:gridCol w:w="1321"/>
+      </w:tblGrid>
+      <w:tr>
+        <w:trPr>
+          <w:cnfStyle w:val="100000000000" w:firstRow="1" w:lastRow="0" w:firstColumn="0" w:lastColumn="0" w:oddVBand="0" w:evenVBand="0" w:oddHBand="0" w:evenHBand="0" w:firstRowFirstColumn="0" w:firstRowLastColumn="0" w:lastRowFirstColumn="0" w:lastRowLastColumn="0"/>
+        </w:trPr>
+        <w:tc>
+          <w:tcPr>
+            <w:cnfStyle w:val="001000000000" w:firstRow="0" w:lastRow="0" w:firstColumn="1" w:lastColumn="0" w:oddVBand="0" w:evenVBand="0" w:oddHBand="0" w:evenHBand="0" w:firstRowFirstColumn="0" w:firstRowLastColumn="0" w:lastRowFirstColumn="0" w:lastRowLastColumn="0"/>
+            <w:tcW w:w="1321" w:type="dxa"/>
+          </w:tcPr>
+          <w:p>
+            <w:pPr>
+              <w:pStyle w:val="ListanumeradaTEST"/>
+              <w:numPr>
+                <w:ilvl w:val="0"/>
+                <w:numId w:val="0"/>
+              </w:numPr>
+            </w:pPr>
+            <w:r>
+              <w:lastRenderedPageBreak/>
+              <w:t>Algoritmo</w:t>
+            </w:r>
+          </w:p>
+        </w:tc>
+        <w:tc>
+          <w:tcPr>
+            <w:tcW w:w="1321" w:type="dxa"/>
+          </w:tcPr>
+          <w:p>
+            <w:pPr>
+              <w:pStyle w:val="ListanumeradaTEST"/>
+              <w:numPr>
+                <w:ilvl w:val="0"/>
+                <w:numId w:val="0"/>
+              </w:numPr>
+              <w:cnfStyle w:val="100000000000" w:firstRow="1" w:lastRow="0" w:firstColumn="0" w:lastColumn="0" w:oddVBand="0" w:evenVBand="0" w:oddHBand="0" w:evenHBand="0" w:firstRowFirstColumn="0" w:firstRowLastColumn="0" w:lastRowFirstColumn="0" w:lastRowLastColumn="0"/>
+            </w:pPr>
+            <w:r>
+              <w:t>Solución</w:t>
+            </w:r>
+          </w:p>
+        </w:tc>
+        <w:tc>
+          <w:tcPr>
+            <w:tcW w:w="1321" w:type="dxa"/>
+          </w:tcPr>
+          <w:p>
+            <w:pPr>
+              <w:pStyle w:val="ListanumeradaTEST"/>
+              <w:numPr>
+                <w:ilvl w:val="0"/>
+                <w:numId w:val="0"/>
+              </w:numPr>
+              <w:cnfStyle w:val="100000000000" w:firstRow="1" w:lastRow="0" w:firstColumn="0" w:lastColumn="0" w:oddVBand="0" w:evenVBand="0" w:oddHBand="0" w:evenHBand="0" w:firstRowFirstColumn="0" w:firstRowLastColumn="0" w:lastRowFirstColumn="0" w:lastRowLastColumn="0"/>
+            </w:pPr>
+            <w:r>
+              <w:t>Longitud</w:t>
+            </w:r>
+          </w:p>
+        </w:tc>
+        <w:tc>
+          <w:tcPr>
+            <w:tcW w:w="1321" w:type="dxa"/>
+          </w:tcPr>
+          <w:p>
+            <w:pPr>
+              <w:pStyle w:val="ListanumeradaTEST"/>
+              <w:numPr>
+                <w:ilvl w:val="0"/>
+                <w:numId w:val="0"/>
+              </w:numPr>
+              <w:cnfStyle w:val="100000000000" w:firstRow="1" w:lastRow="0" w:firstColumn="0" w:lastColumn="0" w:oddVBand="0" w:evenVBand="0" w:oddHBand="0" w:evenHBand="0" w:firstRowFirstColumn="0" w:firstRowLastColumn="0" w:lastRowFirstColumn="0" w:lastRowLastColumn="0"/>
+            </w:pPr>
+            <w:r>
+              <w:t>Coste solución</w:t>
+            </w:r>
+          </w:p>
+        </w:tc>
+        <w:tc>
+          <w:tcPr>
+            <w:tcW w:w="1365" w:type="dxa"/>
+          </w:tcPr>
+          <w:p>
+            <w:pPr>
+              <w:pStyle w:val="ListanumeradaTEST"/>
+              <w:numPr>
+                <w:ilvl w:val="0"/>
+                <w:numId w:val="0"/>
+              </w:numPr>
+              <w:cnfStyle w:val="100000000000" w:firstRow="1" w:lastRow="0" w:firstColumn="0" w:lastColumn="0" w:oddVBand="0" w:evenVBand="0" w:oddHBand="0" w:evenHBand="0" w:firstRowFirstColumn="0" w:firstRowLastColumn="0" w:lastRowFirstColumn="0" w:lastRowLastColumn="0"/>
+            </w:pPr>
+            <w:r>
+              <w:t>Nodos expandidos</w:t>
+            </w:r>
+          </w:p>
+        </w:tc>
+        <w:tc>
+          <w:tcPr>
+            <w:tcW w:w="1321" w:type="dxa"/>
+          </w:tcPr>
+          <w:p>
+            <w:pPr>
+              <w:pStyle w:val="ListanumeradaTEST"/>
+              <w:numPr>
+                <w:ilvl w:val="0"/>
+                <w:numId w:val="0"/>
+              </w:numPr>
+              <w:cnfStyle w:val="100000000000" w:firstRow="1" w:lastRow="0" w:firstColumn="0" w:lastColumn="0" w:oddVBand="0" w:evenVBand="0" w:oddHBand="0" w:evenHBand="0" w:firstRowFirstColumn="0" w:firstRowLastColumn="0" w:lastRowFirstColumn="0" w:lastRowLastColumn="0"/>
+            </w:pPr>
+            <w:r>
+              <w:t>Tamaño máximo de lista</w:t>
+            </w:r>
+          </w:p>
+        </w:tc>
+      </w:tr>
+      <w:tr>
+        <w:tc>
+          <w:tcPr>
+            <w:cnfStyle w:val="001000000000" w:firstRow="0" w:lastRow="0" w:firstColumn="1" w:lastColumn="0" w:oddVBand="0" w:evenVBand="0" w:oddHBand="0" w:evenHBand="0" w:firstRowFirstColumn="0" w:firstRowLastColumn="0" w:lastRowFirstColumn="0" w:lastRowLastColumn="0"/>
+            <w:tcW w:w="1321" w:type="dxa"/>
+          </w:tcPr>
+          <w:p>
+            <w:pPr>
+              <w:pStyle w:val="ListanumeradaTEST"/>
+              <w:numPr>
+                <w:ilvl w:val="0"/>
+                <w:numId w:val="0"/>
+              </w:numPr>
+              <w:rPr>
+                <w:b w:val="0"/>
+                <w:bCs w:val="0"/>
+              </w:rPr>
+            </w:pPr>
+            <w:r>
+              <w:rPr>
+                <w:b w:val="0"/>
+                <w:bCs w:val="0"/>
+              </w:rPr>
+              <w:t>Heurística 1</w:t>
+            </w:r>
+          </w:p>
+        </w:tc>
+        <w:tc>
+          <w:tcPr>
+            <w:tcW w:w="1321" w:type="dxa"/>
+          </w:tcPr>
+          <w:p>
+            <w:pPr>
+              <w:pStyle w:val="ListanumeradaTEST"/>
+              <w:numPr>
+                <w:ilvl w:val="0"/>
+                <w:numId w:val="0"/>
+              </w:numPr>
+              <w:cnfStyle w:val="000000000000" w:firstRow="0" w:lastRow="0" w:firstColumn="0" w:lastColumn="0" w:oddVBand="0" w:evenVBand="0" w:oddHBand="0" w:evenHBand="0" w:firstRowFirstColumn="0" w:firstRowLastColumn="0" w:lastRowFirstColumn="0" w:lastRowLastColumn="0"/>
+            </w:pPr>
+            <w:r>
+              <w:t>B1 -&gt; A1 -&gt; A2 -&gt; A3 -&gt; A4 -&gt; A5 -&gt;</w:t>
+            </w:r>
+          </w:p>
+          <w:p>
+            <w:pPr>
+              <w:pStyle w:val="ListanumeradaTEST"/>
+              <w:numPr>
+                <w:ilvl w:val="0"/>
+                <w:numId w:val="0"/>
+              </w:numPr>
+              <w:cnfStyle w:val="000000000000" w:firstRow="0" w:lastRow="0" w:firstColumn="0" w:lastColumn="0" w:oddVBand="0" w:evenVBand="0" w:oddHBand="0" w:evenHBand="0" w:firstRowFirstColumn="0" w:firstRowLastColumn="0" w:lastRowFirstColumn="0" w:lastRowLastColumn="0"/>
+            </w:pPr>
+            <w:r>
+              <w:t>B5 -&gt; C5 -&gt; D5 -&gt; D4 -&gt; C4 -&gt; E3</w:t>
+            </w:r>
+          </w:p>
+        </w:tc>
+        <w:tc>
+          <w:tcPr>
+            <w:tcW w:w="1321" w:type="dxa"/>
+          </w:tcPr>
+          <w:p>
+            <w:pPr>
+              <w:pStyle w:val="ListanumeradaTEST"/>
+              <w:numPr>
+                <w:ilvl w:val="0"/>
+                <w:numId w:val="0"/>
+              </w:numPr>
+              <w:cnfStyle w:val="000000000000" w:firstRow="0" w:lastRow="0" w:firstColumn="0" w:lastColumn="0" w:oddVBand="0" w:evenVBand="0" w:oddHBand="0" w:evenHBand="0" w:firstRowFirstColumn="0" w:firstRowLastColumn="0" w:lastRowFirstColumn="0" w:lastRowLastColumn="0"/>
+            </w:pPr>
+            <w:r>
+              <w:t>12</w:t>
+            </w:r>
+          </w:p>
+        </w:tc>
+        <w:tc>
+          <w:tcPr>
+            <w:tcW w:w="1321" w:type="dxa"/>
+          </w:tcPr>
+          <w:p>
+            <w:pPr>
+              <w:pStyle w:val="ListanumeradaTEST"/>
+              <w:numPr>
+                <w:ilvl w:val="0"/>
+                <w:numId w:val="0"/>
+              </w:numPr>
+              <w:cnfStyle w:val="000000000000" w:firstRow="0" w:lastRow="0" w:firstColumn="0" w:lastColumn="0" w:oddVBand="0" w:evenVBand="0" w:oddHBand="0" w:evenHBand="0" w:firstRowFirstColumn="0" w:firstRowLastColumn="0" w:lastRowFirstColumn="0" w:lastRowLastColumn="0"/>
+            </w:pPr>
+            <w:r>
+              <w:t>14</w:t>
+            </w:r>
+          </w:p>
+        </w:tc>
+        <w:tc>
+          <w:tcPr>
+            <w:tcW w:w="1365" w:type="dxa"/>
+          </w:tcPr>
+          <w:p>
+            <w:pPr>
+              <w:pStyle w:val="ListanumeradaTEST"/>
+              <w:numPr>
+                <w:ilvl w:val="0"/>
+                <w:numId w:val="0"/>
+              </w:numPr>
+              <w:cnfStyle w:val="000000000000" w:firstRow="0" w:lastRow="0" w:firstColumn="0" w:lastColumn="0" w:oddVBand="0" w:evenVBand="0" w:oddHBand="0" w:evenHBand="0" w:firstRowFirstColumn="0" w:firstRowLastColumn="0" w:lastRowFirstColumn="0" w:lastRowLastColumn="0"/>
+            </w:pPr>
+            <w:r>
+              <w:t>26</w:t>
+            </w:r>
+          </w:p>
+        </w:tc>
+        <w:tc>
+          <w:tcPr>
+            <w:tcW w:w="1321" w:type="dxa"/>
+          </w:tcPr>
+          <w:p>
+            <w:pPr>
+              <w:pStyle w:val="ListanumeradaTEST"/>
+              <w:numPr>
+                <w:ilvl w:val="0"/>
+                <w:numId w:val="0"/>
+              </w:numPr>
+              <w:cnfStyle w:val="000000000000" w:firstRow="0" w:lastRow="0" w:firstColumn="0" w:lastColumn="0" w:oddVBand="0" w:evenVBand="0" w:oddHBand="0" w:evenHBand="0" w:firstRowFirstColumn="0" w:firstRowLastColumn="0" w:lastRowFirstColumn="0" w:lastRowLastColumn="0"/>
+            </w:pPr>
+            <w:r>
+              <w:t>10</w:t>
+            </w:r>
+          </w:p>
+        </w:tc>
+      </w:tr>
+      <w:tr>
+        <w:tc>
+          <w:tcPr>
+            <w:cnfStyle w:val="001000000000" w:firstRow="0" w:lastRow="0" w:firstColumn="1" w:lastColumn="0" w:oddVBand="0" w:evenVBand="0" w:oddHBand="0" w:evenHBand="0" w:firstRowFirstColumn="0" w:firstRowLastColumn="0" w:lastRowFirstColumn="0" w:lastRowLastColumn="0"/>
+            <w:tcW w:w="1321" w:type="dxa"/>
+          </w:tcPr>
+          <w:p>
+            <w:pPr>
+              <w:pStyle w:val="ListanumeradaTEST"/>
+              <w:numPr>
+                <w:ilvl w:val="0"/>
+                <w:numId w:val="0"/>
+              </w:numPr>
+              <w:rPr>
+                <w:b w:val="0"/>
+                <w:bCs w:val="0"/>
+              </w:rPr>
+            </w:pPr>
+            <w:r>
+              <w:rPr>
+                <w:b w:val="0"/>
+                <w:bCs w:val="0"/>
+              </w:rPr>
+              <w:t>Heurística 2</w:t>
+            </w:r>
+          </w:p>
+        </w:tc>
+        <w:tc>
+          <w:tcPr>
+            <w:tcW w:w="1321" w:type="dxa"/>
+          </w:tcPr>
+          <w:p>
+            <w:pPr>
+              <w:pStyle w:val="ListanumeradaTEST"/>
+              <w:numPr>
+                <w:ilvl w:val="0"/>
+                <w:numId w:val="0"/>
+              </w:numPr>
+              <w:cnfStyle w:val="000000000000" w:firstRow="0" w:lastRow="0" w:firstColumn="0" w:lastColumn="0" w:oddVBand="0" w:evenVBand="0" w:oddHBand="0" w:evenHBand="0" w:firstRowFirstColumn="0" w:firstRowLastColumn="0" w:lastRowFirstColumn="0" w:lastRowLastColumn="0"/>
+            </w:pPr>
+            <w:r>
+              <w:t>B1 -&gt; A1 -&gt; A2 -&gt; A3 -&gt; A4 -&gt; A5 -&gt;</w:t>
+            </w:r>
+          </w:p>
+          <w:p>
+            <w:pPr>
+              <w:pStyle w:val="ListanumeradaTEST"/>
+              <w:numPr>
+                <w:ilvl w:val="0"/>
+                <w:numId w:val="0"/>
+              </w:numPr>
+              <w:cnfStyle w:val="000000000000" w:firstRow="0" w:lastRow="0" w:firstColumn="0" w:lastColumn="0" w:oddVBand="0" w:evenVBand="0" w:oddHBand="0" w:evenHBand="0" w:firstRowFirstColumn="0" w:firstRowLastColumn="0" w:lastRowFirstColumn="0" w:lastRowLastColumn="0"/>
+            </w:pPr>
+            <w:r>
+              <w:t>B5 -&gt; C5 -&gt; D5 -&gt; D4 -&gt; C4 -&gt; E3</w:t>
+            </w:r>
+          </w:p>
+        </w:tc>
+        <w:tc>
+          <w:tcPr>
+            <w:tcW w:w="1321" w:type="dxa"/>
+          </w:tcPr>
+          <w:p>
+            <w:pPr>
+              <w:pStyle w:val="ListanumeradaTEST"/>
+              <w:numPr>
+                <w:ilvl w:val="0"/>
+                <w:numId w:val="0"/>
+              </w:numPr>
+              <w:cnfStyle w:val="000000000000" w:firstRow="0" w:lastRow="0" w:firstColumn="0" w:lastColumn="0" w:oddVBand="0" w:evenVBand="0" w:oddHBand="0" w:evenHBand="0" w:firstRowFirstColumn="0" w:firstRowLastColumn="0" w:lastRowFirstColumn="0" w:lastRowLastColumn="0"/>
+            </w:pPr>
+            <w:r>
+              <w:t>12</w:t>
+            </w:r>
+          </w:p>
+        </w:tc>
+        <w:tc>
+          <w:tcPr>
+            <w:tcW w:w="1321" w:type="dxa"/>
+          </w:tcPr>
+          <w:p>
+            <w:pPr>
+              <w:pStyle w:val="ListanumeradaTEST"/>
+              <w:numPr>
+                <w:ilvl w:val="0"/>
+                <w:numId w:val="0"/>
+              </w:numPr>
+              <w:cnfStyle w:val="000000000000" w:firstRow="0" w:lastRow="0" w:firstColumn="0" w:lastColumn="0" w:oddVBand="0" w:evenVBand="0" w:oddHBand="0" w:evenHBand="0" w:firstRowFirstColumn="0" w:firstRowLastColumn="0" w:lastRowFirstColumn="0" w:lastRowLastColumn="0"/>
+            </w:pPr>
+            <w:r>
+              <w:t>14</w:t>
+            </w:r>
+          </w:p>
+        </w:tc>
+        <w:tc>
+          <w:tcPr>
+            <w:tcW w:w="1365" w:type="dxa"/>
+          </w:tcPr>
+          <w:p>
+            <w:pPr>
+              <w:pStyle w:val="ListanumeradaTEST"/>
+              <w:numPr>
+                <w:ilvl w:val="0"/>
+                <w:numId w:val="0"/>
+              </w:numPr>
+              <w:cnfStyle w:val="000000000000" w:firstRow="0" w:lastRow="0" w:firstColumn="0" w:lastColumn="0" w:oddVBand="0" w:evenVBand="0" w:oddHBand="0" w:evenHBand="0" w:firstRowFirstColumn="0" w:firstRowLastColumn="0" w:lastRowFirstColumn="0" w:lastRowLastColumn="0"/>
+            </w:pPr>
+            <w:r>
+              <w:t>30</w:t>
+            </w:r>
+          </w:p>
+        </w:tc>
+        <w:tc>
+          <w:tcPr>
+            <w:tcW w:w="1321" w:type="dxa"/>
+          </w:tcPr>
+          <w:p>
+            <w:pPr>
+              <w:pStyle w:val="ListanumeradaTEST"/>
+              <w:numPr>
+                <w:ilvl w:val="0"/>
+                <w:numId w:val="0"/>
+              </w:numPr>
+              <w:cnfStyle w:val="000000000000" w:firstRow="0" w:lastRow="0" w:firstColumn="0" w:lastColumn="0" w:oddVBand="0" w:evenVBand="0" w:oddHBand="0" w:evenHBand="0" w:firstRowFirstColumn="0" w:firstRowLastColumn="0" w:lastRowFirstColumn="0" w:lastRowLastColumn="0"/>
+            </w:pPr>
+            <w:r>
+              <w:t>8</w:t>
+            </w:r>
+          </w:p>
+        </w:tc>
+      </w:tr>
+      <w:tr>
+        <w:tc>
+          <w:tcPr>
+            <w:cnfStyle w:val="001000000000" w:firstRow="0" w:lastRow="0" w:firstColumn="1" w:lastColumn="0" w:oddVBand="0" w:evenVBand="0" w:oddHBand="0" w:evenHBand="0" w:firstRowFirstColumn="0" w:firstRowLastColumn="0" w:lastRowFirstColumn="0" w:lastRowLastColumn="0"/>
+            <w:tcW w:w="1321" w:type="dxa"/>
+          </w:tcPr>
+          <w:p>
+            <w:pPr>
+              <w:pStyle w:val="ListanumeradaTEST"/>
+              <w:numPr>
+                <w:ilvl w:val="0"/>
+                <w:numId w:val="0"/>
+              </w:numPr>
+              <w:rPr>
+                <w:b w:val="0"/>
+                <w:bCs w:val="0"/>
+              </w:rPr>
+            </w:pPr>
+            <w:r>
+              <w:rPr>
+                <w:b w:val="0"/>
+                <w:bCs w:val="0"/>
+              </w:rPr>
+              <w:t>Heurística 3</w:t>
+            </w:r>
+          </w:p>
+        </w:tc>
+        <w:tc>
+          <w:tcPr>
+            <w:tcW w:w="1321" w:type="dxa"/>
+          </w:tcPr>
+          <w:p>
+            <w:pPr>
+              <w:pStyle w:val="ListanumeradaTEST"/>
+              <w:numPr>
+                <w:ilvl w:val="0"/>
+                <w:numId w:val="0"/>
+              </w:numPr>
+              <w:cnfStyle w:val="000000000000" w:firstRow="0" w:lastRow="0" w:firstColumn="0" w:lastColumn="0" w:oddVBand="0" w:evenVBand="0" w:oddHBand="0" w:evenHBand="0" w:firstRowFirstColumn="0" w:firstRowLastColumn="0" w:lastRowFirstColumn="0" w:lastRowLastColumn="0"/>
+            </w:pPr>
+            <w:r>
+              <w:t>B1 -&gt; C1 -&gt; D1 -&gt; E1-&gt; F1 -&gt; G1 -&gt; G2 -&gt; G3- &gt; F3 -&gt; E3</w:t>
+            </w:r>
+          </w:p>
+        </w:tc>
+        <w:tc>
+          <w:tcPr>
+            <w:tcW w:w="1321" w:type="dxa"/>
+          </w:tcPr>
+          <w:p>
+            <w:pPr>
+              <w:pStyle w:val="ListanumeradaTEST"/>
+              <w:numPr>
+                <w:ilvl w:val="0"/>
+                <w:numId w:val="0"/>
+              </w:numPr>
+              <w:cnfStyle w:val="000000000000" w:firstRow="0" w:lastRow="0" w:firstColumn="0" w:lastColumn="0" w:oddVBand="0" w:evenVBand="0" w:oddHBand="0" w:evenHBand="0" w:firstRowFirstColumn="0" w:firstRowLastColumn="0" w:lastRowFirstColumn="0" w:lastRowLastColumn="0"/>
+            </w:pPr>
+            <w:r>
+              <w:t>10</w:t>
+            </w:r>
+          </w:p>
+        </w:tc>
+        <w:tc>
+          <w:tcPr>
+            <w:tcW w:w="1321" w:type="dxa"/>
+          </w:tcPr>
+          <w:p>
+            <w:pPr>
+              <w:pStyle w:val="ListanumeradaTEST"/>
+              <w:numPr>
+                <w:ilvl w:val="0"/>
+                <w:numId w:val="0"/>
+              </w:numPr>
+              <w:cnfStyle w:val="000000000000" w:firstRow="0" w:lastRow="0" w:firstColumn="0" w:lastColumn="0" w:oddVBand="0" w:evenVBand="0" w:oddHBand="0" w:evenHBand="0" w:firstRowFirstColumn="0" w:firstRowLastColumn="0" w:lastRowFirstColumn="0" w:lastRowLastColumn="0"/>
+            </w:pPr>
+            <w:r>
+              <w:t>15</w:t>
+            </w:r>
+          </w:p>
+        </w:tc>
+        <w:tc>
+          <w:tcPr>
+            <w:tcW w:w="1365" w:type="dxa"/>
+          </w:tcPr>
+          <w:p>
+            <w:pPr>
+              <w:pStyle w:val="ListanumeradaTEST"/>
+              <w:numPr>
+                <w:ilvl w:val="0"/>
+                <w:numId w:val="0"/>
+              </w:numPr>
+              <w:cnfStyle w:val="000000000000" w:firstRow="0" w:lastRow="0" w:firstColumn="0" w:lastColumn="0" w:oddVBand="0" w:evenVBand="0" w:oddHBand="0" w:evenHBand="0" w:firstRowFirstColumn="0" w:firstRowLastColumn="0" w:lastRowFirstColumn="0" w:lastRowLastColumn="0"/>
+            </w:pPr>
+            <w:r>
+              <w:t>13</w:t>
+            </w:r>
+          </w:p>
+        </w:tc>
+        <w:tc>
+          <w:tcPr>
+            <w:tcW w:w="1321" w:type="dxa"/>
+          </w:tcPr>
+          <w:p>
+            <w:pPr>
+              <w:pStyle w:val="ListanumeradaTEST"/>
+              <w:numPr>
+                <w:ilvl w:val="0"/>
+                <w:numId w:val="0"/>
+              </w:numPr>
+              <w:cnfStyle w:val="000000000000" w:firstRow="0" w:lastRow="0" w:firstColumn="0" w:lastColumn="0" w:oddVBand="0" w:evenVBand="0" w:oddHBand="0" w:evenHBand="0" w:firstRowFirstColumn="0" w:firstRowLastColumn="0" w:lastRowFirstColumn="0" w:lastRowLastColumn="0"/>
+            </w:pPr>
+            <w:r>
+              <w:t>5</w:t>
+            </w:r>
+          </w:p>
+        </w:tc>
+      </w:tr>
+    </w:tbl>
     <w:p>
       <w:pPr>
         <w:pStyle w:val="ListanumeradaTEST"/>
@@ -501,25 +2582,188 @@
         <w:t>Muestre la captura de las soluciones obtenidas para cada ejecución.</w:t>
       </w:r>
     </w:p>
-    <w:p>
-      <w:pPr>
-        <w:pStyle w:val="ListanumeradaTEST"/>
-        <w:numPr>
-          <w:ilvl w:val="0"/>
-          <w:numId w:val="0"/>
-        </w:numPr>
-        <w:ind w:left="284"/>
-      </w:pPr>
-      <w:r>
-        <w:t>Respuesta</w:t>
-      </w:r>
-      <w:r>
-        <w:t xml:space="preserve"> </w:t>
-      </w:r>
-      <w:r>
-        <w:t>estudiante</w:t>
-      </w:r>
-    </w:p>
+    <w:tbl>
+      <w:tblPr>
+        <w:tblStyle w:val="Tablaconcuadrcula"/>
+        <w:tblW w:w="0" w:type="auto"/>
+        <w:tblInd w:w="284" w:type="dxa"/>
+        <w:tblLook w:val="04A0" w:firstRow="1" w:lastRow="0" w:firstColumn="1" w:lastColumn="0" w:noHBand="0" w:noVBand="1"/>
+      </w:tblPr>
+      <w:tblGrid>
+        <w:gridCol w:w="7926"/>
+      </w:tblGrid>
+      <w:tr>
+        <w:tc>
+          <w:tcPr>
+            <w:tcW w:w="8210" w:type="dxa"/>
+          </w:tcPr>
+          <w:p>
+            <w:pPr>
+              <w:pStyle w:val="ListanumeradaTEST"/>
+              <w:numPr>
+                <w:ilvl w:val="0"/>
+                <w:numId w:val="0"/>
+              </w:numPr>
+              <w:jc w:val="left"/>
+            </w:pPr>
+            <w:r>
+              <w:rPr>
+                <w:noProof/>
+              </w:rPr>
+              <w:lastRenderedPageBreak/>
+              <w:drawing>
+                <wp:inline distT="0" distB="0" distL="0" distR="0" wp14:anchorId="573E1B23" wp14:editId="04A4006F">
+                  <wp:extent cx="5219700" cy="2918460"/>
+                  <wp:effectExtent l="0" t="0" r="0" b="0"/>
+                  <wp:docPr id="2050207603" name="Imagen 1"/>
+                  <wp:cNvGraphicFramePr>
+                    <a:graphicFrameLocks xmlns:a="http://schemas.openxmlformats.org/drawingml/2006/main" noChangeAspect="1"/>
+                  </wp:cNvGraphicFramePr>
+                  <a:graphic xmlns:a="http://schemas.openxmlformats.org/drawingml/2006/main">
+                    <a:graphicData uri="http://schemas.openxmlformats.org/drawingml/2006/picture">
+                      <pic:pic xmlns:pic="http://schemas.openxmlformats.org/drawingml/2006/picture">
+                        <pic:nvPicPr>
+                          <pic:cNvPr id="2050207603" name=""/>
+                          <pic:cNvPicPr/>
+                        </pic:nvPicPr>
+                        <pic:blipFill>
+                          <a:blip r:embed="rId13"/>
+                          <a:stretch>
+                            <a:fillRect/>
+                          </a:stretch>
+                        </pic:blipFill>
+                        <pic:spPr>
+                          <a:xfrm>
+                            <a:off x="0" y="0"/>
+                            <a:ext cx="5219700" cy="2918460"/>
+                          </a:xfrm>
+                          <a:prstGeom prst="rect">
+                            <a:avLst/>
+                          </a:prstGeom>
+                        </pic:spPr>
+                      </pic:pic>
+                    </a:graphicData>
+                  </a:graphic>
+                </wp:inline>
+              </w:drawing>
+            </w:r>
+          </w:p>
+        </w:tc>
+      </w:tr>
+      <w:tr>
+        <w:tc>
+          <w:tcPr>
+            <w:tcW w:w="8210" w:type="dxa"/>
+          </w:tcPr>
+          <w:p>
+            <w:pPr>
+              <w:pStyle w:val="ListanumeradaTEST"/>
+              <w:numPr>
+                <w:ilvl w:val="0"/>
+                <w:numId w:val="0"/>
+              </w:numPr>
+            </w:pPr>
+            <w:r>
+              <w:rPr>
+                <w:noProof/>
+              </w:rPr>
+              <w:drawing>
+                <wp:inline distT="0" distB="0" distL="0" distR="0" wp14:anchorId="22B15953" wp14:editId="08BC8512">
+                  <wp:extent cx="5219700" cy="2924175"/>
+                  <wp:effectExtent l="0" t="0" r="0" b="9525"/>
+                  <wp:docPr id="813314710" name="Imagen 1"/>
+                  <wp:cNvGraphicFramePr>
+                    <a:graphicFrameLocks xmlns:a="http://schemas.openxmlformats.org/drawingml/2006/main" noChangeAspect="1"/>
+                  </wp:cNvGraphicFramePr>
+                  <a:graphic xmlns:a="http://schemas.openxmlformats.org/drawingml/2006/main">
+                    <a:graphicData uri="http://schemas.openxmlformats.org/drawingml/2006/picture">
+                      <pic:pic xmlns:pic="http://schemas.openxmlformats.org/drawingml/2006/picture">
+                        <pic:nvPicPr>
+                          <pic:cNvPr id="813314710" name=""/>
+                          <pic:cNvPicPr/>
+                        </pic:nvPicPr>
+                        <pic:blipFill>
+                          <a:blip r:embed="rId14"/>
+                          <a:stretch>
+                            <a:fillRect/>
+                          </a:stretch>
+                        </pic:blipFill>
+                        <pic:spPr>
+                          <a:xfrm>
+                            <a:off x="0" y="0"/>
+                            <a:ext cx="5219700" cy="2924175"/>
+                          </a:xfrm>
+                          <a:prstGeom prst="rect">
+                            <a:avLst/>
+                          </a:prstGeom>
+                        </pic:spPr>
+                      </pic:pic>
+                    </a:graphicData>
+                  </a:graphic>
+                </wp:inline>
+              </w:drawing>
+            </w:r>
+          </w:p>
+        </w:tc>
+      </w:tr>
+      <w:tr>
+        <w:tc>
+          <w:tcPr>
+            <w:tcW w:w="8210" w:type="dxa"/>
+          </w:tcPr>
+          <w:p>
+            <w:pPr>
+              <w:pStyle w:val="ListanumeradaTEST"/>
+              <w:numPr>
+                <w:ilvl w:val="0"/>
+                <w:numId w:val="0"/>
+              </w:numPr>
+            </w:pPr>
+            <w:r>
+              <w:rPr>
+                <w:noProof/>
+              </w:rPr>
+              <w:lastRenderedPageBreak/>
+              <w:drawing>
+                <wp:inline distT="0" distB="0" distL="0" distR="0" wp14:anchorId="4349B4B1" wp14:editId="7DA5CA21">
+                  <wp:extent cx="5219700" cy="2942590"/>
+                  <wp:effectExtent l="0" t="0" r="0" b="0"/>
+                  <wp:docPr id="1488769382" name="Imagen 1"/>
+                  <wp:cNvGraphicFramePr>
+                    <a:graphicFrameLocks xmlns:a="http://schemas.openxmlformats.org/drawingml/2006/main" noChangeAspect="1"/>
+                  </wp:cNvGraphicFramePr>
+                  <a:graphic xmlns:a="http://schemas.openxmlformats.org/drawingml/2006/main">
+                    <a:graphicData uri="http://schemas.openxmlformats.org/drawingml/2006/picture">
+                      <pic:pic xmlns:pic="http://schemas.openxmlformats.org/drawingml/2006/picture">
+                        <pic:nvPicPr>
+                          <pic:cNvPr id="1488769382" name=""/>
+                          <pic:cNvPicPr/>
+                        </pic:nvPicPr>
+                        <pic:blipFill>
+                          <a:blip r:embed="rId15"/>
+                          <a:stretch>
+                            <a:fillRect/>
+                          </a:stretch>
+                        </pic:blipFill>
+                        <pic:spPr>
+                          <a:xfrm>
+                            <a:off x="0" y="0"/>
+                            <a:ext cx="5219700" cy="2942590"/>
+                          </a:xfrm>
+                          <a:prstGeom prst="rect">
+                            <a:avLst/>
+                          </a:prstGeom>
+                        </pic:spPr>
+                      </pic:pic>
+                    </a:graphicData>
+                  </a:graphic>
+                </wp:inline>
+              </w:drawing>
+            </w:r>
+          </w:p>
+        </w:tc>
+      </w:tr>
+    </w:tbl>
     <w:p>
       <w:pPr>
         <w:pStyle w:val="ListanumeradaTEST"/>
@@ -543,16 +2787,9 @@
           <w:ilvl w:val="0"/>
           <w:numId w:val="0"/>
         </w:numPr>
-        <w:ind w:left="284"/>
       </w:pPr>
       <w:r>
-        <w:t>Respuesta</w:t>
-      </w:r>
-      <w:r>
-        <w:t xml:space="preserve"> </w:t>
-      </w:r>
-      <w:r>
-        <w:t>estudiante</w:t>
+        <w:t>Si, UCS obtiene el coste óptimo, utilizo el del caso 2 porque el mapa y costes son los mismos.</w:t>
       </w:r>
     </w:p>
     <w:p>
@@ -578,16 +2815,17 @@
           <w:ilvl w:val="0"/>
           <w:numId w:val="0"/>
         </w:numPr>
-        <w:ind w:left="284"/>
       </w:pPr>
       <w:r>
-        <w:t>Respuesta</w:t>
+        <w:t xml:space="preserve">En todas no, con la heurística 3 obtengo un coste de 15. Por lo </w:t>
       </w:r>
+      <w:proofErr w:type="gramStart"/>
       <w:r>
-        <w:t xml:space="preserve"> </w:t>
+        <w:t>tanto</w:t>
       </w:r>
+      <w:proofErr w:type="gramEnd"/>
       <w:r>
-        <w:t>estudiante</w:t>
+        <w:t xml:space="preserve"> con A* no obtengo un coste óptimo en todas las heurísticas.</w:t>
       </w:r>
     </w:p>
     <w:p>
@@ -613,16 +2851,33 @@
           <w:ilvl w:val="0"/>
           <w:numId w:val="0"/>
         </w:numPr>
-        <w:ind w:left="284"/>
       </w:pPr>
       <w:r>
-        <w:t>Respuesta</w:t>
+        <w:t>No, A* dependiendo de la heurística necesita distintos esfuerzos.</w:t>
       </w:r>
+    </w:p>
+    <w:p>
+      <w:pPr>
+        <w:pStyle w:val="ListanumeradaTEST"/>
+        <w:numPr>
+          <w:ilvl w:val="0"/>
+          <w:numId w:val="0"/>
+        </w:numPr>
+      </w:pPr>
       <w:r>
-        <w:t xml:space="preserve"> </w:t>
+        <w:t>En este caso la heurística 1 tiene mejor búsqueda ya que expande menos nodos que la 2.</w:t>
       </w:r>
+    </w:p>
+    <w:p>
+      <w:pPr>
+        <w:pStyle w:val="ListanumeradaTEST"/>
+        <w:numPr>
+          <w:ilvl w:val="0"/>
+          <w:numId w:val="0"/>
+        </w:numPr>
+      </w:pPr>
       <w:r>
-        <w:t>estudiante</w:t>
+        <w:t>La heurística 3, al duplicar la distancia Manhattan, da más importancia a las casillas que parecen estar cerca del destino, expande sólo 13 nodos, pero encuentra una solución de 15 frente a las de coste 14 de la Heurística 1 y Heurística 2.</w:t>
       </w:r>
     </w:p>
     <w:p>
@@ -648,16 +2903,10 @@
           <w:ilvl w:val="0"/>
           <w:numId w:val="0"/>
         </w:numPr>
-        <w:ind w:left="284"/>
       </w:pPr>
       <w:r>
-        <w:t>Respuesta</w:t>
-      </w:r>
-      <w:r>
-        <w:t xml:space="preserve"> </w:t>
-      </w:r>
-      <w:r>
-        <w:t>estudiante</w:t>
+        <w:lastRenderedPageBreak/>
+        <w:t>No se puede afirmar que no variaría, al cambiar las paredes y posiciones de inicio y fin, la heurística 3 podría encontrar una solución óptima.</w:t>
       </w:r>
     </w:p>
     <w:p>
@@ -676,6 +2925,7 @@
         <w:t>Si la respuesta a la pregunta 6 es no en algún caso, ¿puede probar esta afirmación diseñando un mapa (variable MAP) que compruebe este hecho? Añada este mapa y sus resultados a la tabla original.</w:t>
       </w:r>
     </w:p>
+    <w:bookmarkEnd w:id="0"/>
     <w:p>
       <w:pPr>
         <w:pStyle w:val="ListanumeradaTEST"/>
@@ -683,26 +2933,713 @@
           <w:ilvl w:val="0"/>
           <w:numId w:val="0"/>
         </w:numPr>
-        <w:ind w:left="284"/>
+        <w:jc w:val="center"/>
       </w:pPr>
       <w:r>
-        <w:t>Respuesta</w:t>
+        <w:drawing>
+          <wp:inline distT="0" distB="0" distL="0" distR="0" wp14:anchorId="33AFD118" wp14:editId="7AF56433">
+            <wp:extent cx="952633" cy="1476581"/>
+            <wp:effectExtent l="0" t="0" r="0" b="9525"/>
+            <wp:docPr id="1116298109" name="Imagen 1"/>
+            <wp:cNvGraphicFramePr>
+              <a:graphicFrameLocks xmlns:a="http://schemas.openxmlformats.org/drawingml/2006/main" noChangeAspect="1"/>
+            </wp:cNvGraphicFramePr>
+            <a:graphic xmlns:a="http://schemas.openxmlformats.org/drawingml/2006/main">
+              <a:graphicData uri="http://schemas.openxmlformats.org/drawingml/2006/picture">
+                <pic:pic xmlns:pic="http://schemas.openxmlformats.org/drawingml/2006/picture">
+                  <pic:nvPicPr>
+                    <pic:cNvPr id="1116298109" name=""/>
+                    <pic:cNvPicPr/>
+                  </pic:nvPicPr>
+                  <pic:blipFill>
+                    <a:blip r:embed="rId16"/>
+                    <a:stretch>
+                      <a:fillRect/>
+                    </a:stretch>
+                  </pic:blipFill>
+                  <pic:spPr>
+                    <a:xfrm>
+                      <a:off x="0" y="0"/>
+                      <a:ext cx="952633" cy="1476581"/>
+                    </a:xfrm>
+                    <a:prstGeom prst="rect">
+                      <a:avLst/>
+                    </a:prstGeom>
+                  </pic:spPr>
+                </pic:pic>
+              </a:graphicData>
+            </a:graphic>
+          </wp:inline>
+        </w:drawing>
+      </w:r>
+    </w:p>
+    <w:tbl>
+      <w:tblPr>
+        <w:tblStyle w:val="Tablaconcuadrcula1clara-nfasis1"/>
+        <w:tblW w:w="0" w:type="auto"/>
+        <w:tblLook w:val="04A0" w:firstRow="1" w:lastRow="0" w:firstColumn="1" w:lastColumn="0" w:noHBand="0" w:noVBand="1"/>
+      </w:tblPr>
+      <w:tblGrid>
+        <w:gridCol w:w="1321"/>
+        <w:gridCol w:w="1321"/>
+        <w:gridCol w:w="1321"/>
+        <w:gridCol w:w="1321"/>
+        <w:gridCol w:w="1365"/>
+        <w:gridCol w:w="1321"/>
+      </w:tblGrid>
+      <w:tr>
+        <w:trPr>
+          <w:cnfStyle w:val="100000000000" w:firstRow="1" w:lastRow="0" w:firstColumn="0" w:lastColumn="0" w:oddVBand="0" w:evenVBand="0" w:oddHBand="0" w:evenHBand="0" w:firstRowFirstColumn="0" w:firstRowLastColumn="0" w:lastRowFirstColumn="0" w:lastRowLastColumn="0"/>
+        </w:trPr>
+        <w:tc>
+          <w:tcPr>
+            <w:cnfStyle w:val="001000000000" w:firstRow="0" w:lastRow="0" w:firstColumn="1" w:lastColumn="0" w:oddVBand="0" w:evenVBand="0" w:oddHBand="0" w:evenHBand="0" w:firstRowFirstColumn="0" w:firstRowLastColumn="0" w:lastRowFirstColumn="0" w:lastRowLastColumn="0"/>
+            <w:tcW w:w="1321" w:type="dxa"/>
+          </w:tcPr>
+          <w:p>
+            <w:pPr>
+              <w:pStyle w:val="ListanumeradaTEST"/>
+              <w:numPr>
+                <w:ilvl w:val="0"/>
+                <w:numId w:val="0"/>
+              </w:numPr>
+            </w:pPr>
+            <w:r>
+              <w:t>Algoritmo</w:t>
+            </w:r>
+          </w:p>
+        </w:tc>
+        <w:tc>
+          <w:tcPr>
+            <w:tcW w:w="1321" w:type="dxa"/>
+          </w:tcPr>
+          <w:p>
+            <w:pPr>
+              <w:pStyle w:val="ListanumeradaTEST"/>
+              <w:numPr>
+                <w:ilvl w:val="0"/>
+                <w:numId w:val="0"/>
+              </w:numPr>
+              <w:cnfStyle w:val="100000000000" w:firstRow="1" w:lastRow="0" w:firstColumn="0" w:lastColumn="0" w:oddVBand="0" w:evenVBand="0" w:oddHBand="0" w:evenHBand="0" w:firstRowFirstColumn="0" w:firstRowLastColumn="0" w:lastRowFirstColumn="0" w:lastRowLastColumn="0"/>
+            </w:pPr>
+            <w:r>
+              <w:t>Solución</w:t>
+            </w:r>
+          </w:p>
+        </w:tc>
+        <w:tc>
+          <w:tcPr>
+            <w:tcW w:w="1321" w:type="dxa"/>
+          </w:tcPr>
+          <w:p>
+            <w:pPr>
+              <w:pStyle w:val="ListanumeradaTEST"/>
+              <w:numPr>
+                <w:ilvl w:val="0"/>
+                <w:numId w:val="0"/>
+              </w:numPr>
+              <w:cnfStyle w:val="100000000000" w:firstRow="1" w:lastRow="0" w:firstColumn="0" w:lastColumn="0" w:oddVBand="0" w:evenVBand="0" w:oddHBand="0" w:evenHBand="0" w:firstRowFirstColumn="0" w:firstRowLastColumn="0" w:lastRowFirstColumn="0" w:lastRowLastColumn="0"/>
+            </w:pPr>
+            <w:r>
+              <w:t>Longitud</w:t>
+            </w:r>
+          </w:p>
+        </w:tc>
+        <w:tc>
+          <w:tcPr>
+            <w:tcW w:w="1321" w:type="dxa"/>
+          </w:tcPr>
+          <w:p>
+            <w:pPr>
+              <w:pStyle w:val="ListanumeradaTEST"/>
+              <w:numPr>
+                <w:ilvl w:val="0"/>
+                <w:numId w:val="0"/>
+              </w:numPr>
+              <w:cnfStyle w:val="100000000000" w:firstRow="1" w:lastRow="0" w:firstColumn="0" w:lastColumn="0" w:oddVBand="0" w:evenVBand="0" w:oddHBand="0" w:evenHBand="0" w:firstRowFirstColumn="0" w:firstRowLastColumn="0" w:lastRowFirstColumn="0" w:lastRowLastColumn="0"/>
+            </w:pPr>
+            <w:r>
+              <w:t>Coste solución</w:t>
+            </w:r>
+          </w:p>
+        </w:tc>
+        <w:tc>
+          <w:tcPr>
+            <w:tcW w:w="1365" w:type="dxa"/>
+          </w:tcPr>
+          <w:p>
+            <w:pPr>
+              <w:pStyle w:val="ListanumeradaTEST"/>
+              <w:numPr>
+                <w:ilvl w:val="0"/>
+                <w:numId w:val="0"/>
+              </w:numPr>
+              <w:cnfStyle w:val="100000000000" w:firstRow="1" w:lastRow="0" w:firstColumn="0" w:lastColumn="0" w:oddVBand="0" w:evenVBand="0" w:oddHBand="0" w:evenHBand="0" w:firstRowFirstColumn="0" w:firstRowLastColumn="0" w:lastRowFirstColumn="0" w:lastRowLastColumn="0"/>
+            </w:pPr>
+            <w:r>
+              <w:t>Nodos expandidos</w:t>
+            </w:r>
+          </w:p>
+        </w:tc>
+        <w:tc>
+          <w:tcPr>
+            <w:tcW w:w="1321" w:type="dxa"/>
+          </w:tcPr>
+          <w:p>
+            <w:pPr>
+              <w:pStyle w:val="ListanumeradaTEST"/>
+              <w:numPr>
+                <w:ilvl w:val="0"/>
+                <w:numId w:val="0"/>
+              </w:numPr>
+              <w:cnfStyle w:val="100000000000" w:firstRow="1" w:lastRow="0" w:firstColumn="0" w:lastColumn="0" w:oddVBand="0" w:evenVBand="0" w:oddHBand="0" w:evenHBand="0" w:firstRowFirstColumn="0" w:firstRowLastColumn="0" w:lastRowFirstColumn="0" w:lastRowLastColumn="0"/>
+            </w:pPr>
+            <w:r>
+              <w:t>Tamaño máximo de lista</w:t>
+            </w:r>
+          </w:p>
+        </w:tc>
+      </w:tr>
+      <w:tr>
+        <w:tc>
+          <w:tcPr>
+            <w:cnfStyle w:val="001000000000" w:firstRow="0" w:lastRow="0" w:firstColumn="1" w:lastColumn="0" w:oddVBand="0" w:evenVBand="0" w:oddHBand="0" w:evenHBand="0" w:firstRowFirstColumn="0" w:firstRowLastColumn="0" w:lastRowFirstColumn="0" w:lastRowLastColumn="0"/>
+            <w:tcW w:w="1321" w:type="dxa"/>
+          </w:tcPr>
+          <w:p>
+            <w:pPr>
+              <w:pStyle w:val="ListanumeradaTEST"/>
+              <w:numPr>
+                <w:ilvl w:val="0"/>
+                <w:numId w:val="0"/>
+              </w:numPr>
+              <w:rPr>
+                <w:b w:val="0"/>
+                <w:bCs w:val="0"/>
+              </w:rPr>
+            </w:pPr>
+            <w:r>
+              <w:rPr>
+                <w:b w:val="0"/>
+                <w:bCs w:val="0"/>
+              </w:rPr>
+              <w:t>UCS</w:t>
+            </w:r>
+          </w:p>
+        </w:tc>
+        <w:tc>
+          <w:tcPr>
+            <w:tcW w:w="1321" w:type="dxa"/>
+          </w:tcPr>
+          <w:p>
+            <w:pPr>
+              <w:pStyle w:val="ListanumeradaTEST"/>
+              <w:numPr>
+                <w:ilvl w:val="0"/>
+                <w:numId w:val="0"/>
+              </w:numPr>
+              <w:cnfStyle w:val="000000000000" w:firstRow="0" w:lastRow="0" w:firstColumn="0" w:lastColumn="0" w:oddVBand="0" w:evenVBand="0" w:oddHBand="0" w:evenHBand="0" w:firstRowFirstColumn="0" w:firstRowLastColumn="0" w:lastRowFirstColumn="0" w:lastRowLastColumn="0"/>
+            </w:pPr>
+            <w:r>
+              <w:t>B1 -&gt; C1 -&gt; D1 -&gt; E1 -&gt; F1 -&gt; G1 -&gt; G2 -&gt; H2 -&gt; H3 -&gt; H4</w:t>
+            </w:r>
+          </w:p>
+        </w:tc>
+        <w:tc>
+          <w:tcPr>
+            <w:tcW w:w="1321" w:type="dxa"/>
+          </w:tcPr>
+          <w:p>
+            <w:pPr>
+              <w:pStyle w:val="ListanumeradaTEST"/>
+              <w:numPr>
+                <w:ilvl w:val="0"/>
+                <w:numId w:val="0"/>
+              </w:numPr>
+              <w:cnfStyle w:val="000000000000" w:firstRow="0" w:lastRow="0" w:firstColumn="0" w:lastColumn="0" w:oddVBand="0" w:evenVBand="0" w:oddHBand="0" w:evenHBand="0" w:firstRowFirstColumn="0" w:firstRowLastColumn="0" w:lastRowFirstColumn="0" w:lastRowLastColumn="0"/>
+            </w:pPr>
+            <w:r>
+              <w:t>10</w:t>
+            </w:r>
+          </w:p>
+        </w:tc>
+        <w:tc>
+          <w:tcPr>
+            <w:tcW w:w="1321" w:type="dxa"/>
+          </w:tcPr>
+          <w:p>
+            <w:pPr>
+              <w:pStyle w:val="ListanumeradaTEST"/>
+              <w:numPr>
+                <w:ilvl w:val="0"/>
+                <w:numId w:val="0"/>
+              </w:numPr>
+              <w:cnfStyle w:val="000000000000" w:firstRow="0" w:lastRow="0" w:firstColumn="0" w:lastColumn="0" w:oddVBand="0" w:evenVBand="0" w:oddHBand="0" w:evenHBand="0" w:firstRowFirstColumn="0" w:firstRowLastColumn="0" w:lastRowFirstColumn="0" w:lastRowLastColumn="0"/>
+            </w:pPr>
+            <w:r>
+              <w:t>9</w:t>
+            </w:r>
+          </w:p>
+        </w:tc>
+        <w:tc>
+          <w:tcPr>
+            <w:tcW w:w="1365" w:type="dxa"/>
+          </w:tcPr>
+          <w:p>
+            <w:pPr>
+              <w:pStyle w:val="ListanumeradaTEST"/>
+              <w:numPr>
+                <w:ilvl w:val="0"/>
+                <w:numId w:val="0"/>
+              </w:numPr>
+              <w:cnfStyle w:val="000000000000" w:firstRow="0" w:lastRow="0" w:firstColumn="0" w:lastColumn="0" w:oddVBand="0" w:evenVBand="0" w:oddHBand="0" w:evenHBand="0" w:firstRowFirstColumn="0" w:firstRowLastColumn="0" w:lastRowFirstColumn="0" w:lastRowLastColumn="0"/>
+            </w:pPr>
+            <w:r>
+              <w:t>20</w:t>
+            </w:r>
+          </w:p>
+        </w:tc>
+        <w:tc>
+          <w:tcPr>
+            <w:tcW w:w="1321" w:type="dxa"/>
+          </w:tcPr>
+          <w:p>
+            <w:pPr>
+              <w:pStyle w:val="ListanumeradaTEST"/>
+              <w:numPr>
+                <w:ilvl w:val="0"/>
+                <w:numId w:val="0"/>
+              </w:numPr>
+              <w:cnfStyle w:val="000000000000" w:firstRow="0" w:lastRow="0" w:firstColumn="0" w:lastColumn="0" w:oddVBand="0" w:evenVBand="0" w:oddHBand="0" w:evenHBand="0" w:firstRowFirstColumn="0" w:firstRowLastColumn="0" w:lastRowFirstColumn="0" w:lastRowLastColumn="0"/>
+            </w:pPr>
+            <w:r>
+              <w:t>6</w:t>
+            </w:r>
+          </w:p>
+        </w:tc>
+      </w:tr>
+      <w:tr>
+        <w:tc>
+          <w:tcPr>
+            <w:cnfStyle w:val="001000000000" w:firstRow="0" w:lastRow="0" w:firstColumn="1" w:lastColumn="0" w:oddVBand="0" w:evenVBand="0" w:oddHBand="0" w:evenHBand="0" w:firstRowFirstColumn="0" w:firstRowLastColumn="0" w:lastRowFirstColumn="0" w:lastRowLastColumn="0"/>
+            <w:tcW w:w="1321" w:type="dxa"/>
+          </w:tcPr>
+          <w:p>
+            <w:pPr>
+              <w:pStyle w:val="ListanumeradaTEST"/>
+              <w:numPr>
+                <w:ilvl w:val="0"/>
+                <w:numId w:val="0"/>
+              </w:numPr>
+              <w:rPr>
+                <w:b w:val="0"/>
+                <w:bCs w:val="0"/>
+              </w:rPr>
+            </w:pPr>
+            <w:r>
+              <w:rPr>
+                <w:b w:val="0"/>
+                <w:bCs w:val="0"/>
+              </w:rPr>
+              <w:t>Heurística 1</w:t>
+            </w:r>
+          </w:p>
+        </w:tc>
+        <w:tc>
+          <w:tcPr>
+            <w:tcW w:w="1321" w:type="dxa"/>
+          </w:tcPr>
+          <w:p>
+            <w:pPr>
+              <w:pStyle w:val="ListanumeradaTEST"/>
+              <w:numPr>
+                <w:ilvl w:val="0"/>
+                <w:numId w:val="0"/>
+              </w:numPr>
+              <w:cnfStyle w:val="000000000000" w:firstRow="0" w:lastRow="0" w:firstColumn="0" w:lastColumn="0" w:oddVBand="0" w:evenVBand="0" w:oddHBand="0" w:evenHBand="0" w:firstRowFirstColumn="0" w:firstRowLastColumn="0" w:lastRowFirstColumn="0" w:lastRowLastColumn="0"/>
+            </w:pPr>
+            <w:r>
+              <w:t>B1 -&gt; C1 -&gt; D1 -&gt; E1 -&gt; F1 -&gt; G1 -&gt; G2 -&gt; G3 -&gt; G4 -&gt; H4</w:t>
+            </w:r>
+          </w:p>
+        </w:tc>
+        <w:tc>
+          <w:tcPr>
+            <w:tcW w:w="1321" w:type="dxa"/>
+          </w:tcPr>
+          <w:p>
+            <w:pPr>
+              <w:pStyle w:val="ListanumeradaTEST"/>
+              <w:numPr>
+                <w:ilvl w:val="0"/>
+                <w:numId w:val="0"/>
+              </w:numPr>
+              <w:cnfStyle w:val="000000000000" w:firstRow="0" w:lastRow="0" w:firstColumn="0" w:lastColumn="0" w:oddVBand="0" w:evenVBand="0" w:oddHBand="0" w:evenHBand="0" w:firstRowFirstColumn="0" w:firstRowLastColumn="0" w:lastRowFirstColumn="0" w:lastRowLastColumn="0"/>
+            </w:pPr>
+            <w:r>
+              <w:t>10</w:t>
+            </w:r>
+          </w:p>
+        </w:tc>
+        <w:tc>
+          <w:tcPr>
+            <w:tcW w:w="1321" w:type="dxa"/>
+          </w:tcPr>
+          <w:p>
+            <w:pPr>
+              <w:pStyle w:val="ListanumeradaTEST"/>
+              <w:numPr>
+                <w:ilvl w:val="0"/>
+                <w:numId w:val="0"/>
+              </w:numPr>
+              <w:cnfStyle w:val="000000000000" w:firstRow="0" w:lastRow="0" w:firstColumn="0" w:lastColumn="0" w:oddVBand="0" w:evenVBand="0" w:oddHBand="0" w:evenHBand="0" w:firstRowFirstColumn="0" w:firstRowLastColumn="0" w:lastRowFirstColumn="0" w:lastRowLastColumn="0"/>
+            </w:pPr>
+            <w:r>
+              <w:t>9</w:t>
+            </w:r>
+          </w:p>
+        </w:tc>
+        <w:tc>
+          <w:tcPr>
+            <w:tcW w:w="1365" w:type="dxa"/>
+          </w:tcPr>
+          <w:p>
+            <w:pPr>
+              <w:pStyle w:val="ListanumeradaTEST"/>
+              <w:numPr>
+                <w:ilvl w:val="0"/>
+                <w:numId w:val="0"/>
+              </w:numPr>
+              <w:cnfStyle w:val="000000000000" w:firstRow="0" w:lastRow="0" w:firstColumn="0" w:lastColumn="0" w:oddVBand="0" w:evenVBand="0" w:oddHBand="0" w:evenHBand="0" w:firstRowFirstColumn="0" w:firstRowLastColumn="0" w:lastRowFirstColumn="0" w:lastRowLastColumn="0"/>
+            </w:pPr>
+            <w:r>
+              <w:t>14</w:t>
+            </w:r>
+          </w:p>
+        </w:tc>
+        <w:tc>
+          <w:tcPr>
+            <w:tcW w:w="1321" w:type="dxa"/>
+          </w:tcPr>
+          <w:p>
+            <w:pPr>
+              <w:pStyle w:val="ListanumeradaTEST"/>
+              <w:numPr>
+                <w:ilvl w:val="0"/>
+                <w:numId w:val="0"/>
+              </w:numPr>
+              <w:cnfStyle w:val="000000000000" w:firstRow="0" w:lastRow="0" w:firstColumn="0" w:lastColumn="0" w:oddVBand="0" w:evenVBand="0" w:oddHBand="0" w:evenHBand="0" w:firstRowFirstColumn="0" w:firstRowLastColumn="0" w:lastRowFirstColumn="0" w:lastRowLastColumn="0"/>
+            </w:pPr>
+            <w:r>
+              <w:t>7</w:t>
+            </w:r>
+          </w:p>
+        </w:tc>
+      </w:tr>
+      <w:tr>
+        <w:tc>
+          <w:tcPr>
+            <w:cnfStyle w:val="001000000000" w:firstRow="0" w:lastRow="0" w:firstColumn="1" w:lastColumn="0" w:oddVBand="0" w:evenVBand="0" w:oddHBand="0" w:evenHBand="0" w:firstRowFirstColumn="0" w:firstRowLastColumn="0" w:lastRowFirstColumn="0" w:lastRowLastColumn="0"/>
+            <w:tcW w:w="1321" w:type="dxa"/>
+          </w:tcPr>
+          <w:p>
+            <w:pPr>
+              <w:pStyle w:val="ListanumeradaTEST"/>
+              <w:numPr>
+                <w:ilvl w:val="0"/>
+                <w:numId w:val="0"/>
+              </w:numPr>
+              <w:rPr>
+                <w:b w:val="0"/>
+                <w:bCs w:val="0"/>
+              </w:rPr>
+            </w:pPr>
+            <w:r>
+              <w:rPr>
+                <w:b w:val="0"/>
+                <w:bCs w:val="0"/>
+              </w:rPr>
+              <w:t>Heurística 2</w:t>
+            </w:r>
+          </w:p>
+        </w:tc>
+        <w:tc>
+          <w:tcPr>
+            <w:tcW w:w="1321" w:type="dxa"/>
+          </w:tcPr>
+          <w:p>
+            <w:pPr>
+              <w:pStyle w:val="ListanumeradaTEST"/>
+              <w:numPr>
+                <w:ilvl w:val="0"/>
+                <w:numId w:val="0"/>
+              </w:numPr>
+              <w:cnfStyle w:val="000000000000" w:firstRow="0" w:lastRow="0" w:firstColumn="0" w:lastColumn="0" w:oddVBand="0" w:evenVBand="0" w:oddHBand="0" w:evenHBand="0" w:firstRowFirstColumn="0" w:firstRowLastColumn="0" w:lastRowFirstColumn="0" w:lastRowLastColumn="0"/>
+            </w:pPr>
+            <w:r>
+              <w:t>B1 -&gt; C1 -&gt; D1 -&gt; E1 -&gt; F1 -&gt; G1 -&gt; G2 -&gt; G3 -&gt; H3 -&gt; H4</w:t>
+            </w:r>
+          </w:p>
+        </w:tc>
+        <w:tc>
+          <w:tcPr>
+            <w:tcW w:w="1321" w:type="dxa"/>
+          </w:tcPr>
+          <w:p>
+            <w:pPr>
+              <w:pStyle w:val="ListanumeradaTEST"/>
+              <w:numPr>
+                <w:ilvl w:val="0"/>
+                <w:numId w:val="0"/>
+              </w:numPr>
+              <w:cnfStyle w:val="000000000000" w:firstRow="0" w:lastRow="0" w:firstColumn="0" w:lastColumn="0" w:oddVBand="0" w:evenVBand="0" w:oddHBand="0" w:evenHBand="0" w:firstRowFirstColumn="0" w:firstRowLastColumn="0" w:lastRowFirstColumn="0" w:lastRowLastColumn="0"/>
+            </w:pPr>
+            <w:r>
+              <w:t>10</w:t>
+            </w:r>
+          </w:p>
+        </w:tc>
+        <w:tc>
+          <w:tcPr>
+            <w:tcW w:w="1321" w:type="dxa"/>
+          </w:tcPr>
+          <w:p>
+            <w:pPr>
+              <w:pStyle w:val="ListanumeradaTEST"/>
+              <w:numPr>
+                <w:ilvl w:val="0"/>
+                <w:numId w:val="0"/>
+              </w:numPr>
+              <w:cnfStyle w:val="000000000000" w:firstRow="0" w:lastRow="0" w:firstColumn="0" w:lastColumn="0" w:oddVBand="0" w:evenVBand="0" w:oddHBand="0" w:evenHBand="0" w:firstRowFirstColumn="0" w:firstRowLastColumn="0" w:lastRowFirstColumn="0" w:lastRowLastColumn="0"/>
+            </w:pPr>
+            <w:r>
+              <w:t>9</w:t>
+            </w:r>
+          </w:p>
+        </w:tc>
+        <w:tc>
+          <w:tcPr>
+            <w:tcW w:w="1365" w:type="dxa"/>
+          </w:tcPr>
+          <w:p>
+            <w:pPr>
+              <w:pStyle w:val="ListanumeradaTEST"/>
+              <w:numPr>
+                <w:ilvl w:val="0"/>
+                <w:numId w:val="0"/>
+              </w:numPr>
+              <w:cnfStyle w:val="000000000000" w:firstRow="0" w:lastRow="0" w:firstColumn="0" w:lastColumn="0" w:oddVBand="0" w:evenVBand="0" w:oddHBand="0" w:evenHBand="0" w:firstRowFirstColumn="0" w:firstRowLastColumn="0" w:lastRowFirstColumn="0" w:lastRowLastColumn="0"/>
+            </w:pPr>
+            <w:r>
+              <w:t>13</w:t>
+            </w:r>
+          </w:p>
+        </w:tc>
+        <w:tc>
+          <w:tcPr>
+            <w:tcW w:w="1321" w:type="dxa"/>
+          </w:tcPr>
+          <w:p>
+            <w:pPr>
+              <w:pStyle w:val="ListanumeradaTEST"/>
+              <w:numPr>
+                <w:ilvl w:val="0"/>
+                <w:numId w:val="0"/>
+              </w:numPr>
+              <w:cnfStyle w:val="000000000000" w:firstRow="0" w:lastRow="0" w:firstColumn="0" w:lastColumn="0" w:oddVBand="0" w:evenVBand="0" w:oddHBand="0" w:evenHBand="0" w:firstRowFirstColumn="0" w:firstRowLastColumn="0" w:lastRowFirstColumn="0" w:lastRowLastColumn="0"/>
+            </w:pPr>
+            <w:r>
+              <w:t>7</w:t>
+            </w:r>
+          </w:p>
+        </w:tc>
+      </w:tr>
+      <w:tr>
+        <w:tc>
+          <w:tcPr>
+            <w:cnfStyle w:val="001000000000" w:firstRow="0" w:lastRow="0" w:firstColumn="1" w:lastColumn="0" w:oddVBand="0" w:evenVBand="0" w:oddHBand="0" w:evenHBand="0" w:firstRowFirstColumn="0" w:firstRowLastColumn="0" w:lastRowFirstColumn="0" w:lastRowLastColumn="0"/>
+            <w:tcW w:w="1321" w:type="dxa"/>
+          </w:tcPr>
+          <w:p>
+            <w:pPr>
+              <w:pStyle w:val="ListanumeradaTEST"/>
+              <w:numPr>
+                <w:ilvl w:val="0"/>
+                <w:numId w:val="0"/>
+              </w:numPr>
+              <w:rPr>
+                <w:b w:val="0"/>
+                <w:bCs w:val="0"/>
+              </w:rPr>
+            </w:pPr>
+            <w:r>
+              <w:rPr>
+                <w:b w:val="0"/>
+                <w:bCs w:val="0"/>
+              </w:rPr>
+              <w:lastRenderedPageBreak/>
+              <w:t>Heurística 3</w:t>
+            </w:r>
+          </w:p>
+        </w:tc>
+        <w:tc>
+          <w:tcPr>
+            <w:tcW w:w="1321" w:type="dxa"/>
+          </w:tcPr>
+          <w:p>
+            <w:pPr>
+              <w:pStyle w:val="ListanumeradaTEST"/>
+              <w:numPr>
+                <w:ilvl w:val="0"/>
+                <w:numId w:val="0"/>
+              </w:numPr>
+              <w:cnfStyle w:val="000000000000" w:firstRow="0" w:lastRow="0" w:firstColumn="0" w:lastColumn="0" w:oddVBand="0" w:evenVBand="0" w:oddHBand="0" w:evenHBand="0" w:firstRowFirstColumn="0" w:firstRowLastColumn="0" w:lastRowFirstColumn="0" w:lastRowLastColumn="0"/>
+            </w:pPr>
+            <w:r>
+              <w:t>B1 -&gt; C1 -&gt; D1 -&gt; E1 -&gt; F1 -&gt; G1 -&gt; G2 -&gt; G3 -&gt; G4 -&gt; H4</w:t>
+            </w:r>
+          </w:p>
+        </w:tc>
+        <w:tc>
+          <w:tcPr>
+            <w:tcW w:w="1321" w:type="dxa"/>
+          </w:tcPr>
+          <w:p>
+            <w:pPr>
+              <w:pStyle w:val="ListanumeradaTEST"/>
+              <w:numPr>
+                <w:ilvl w:val="0"/>
+                <w:numId w:val="0"/>
+              </w:numPr>
+              <w:cnfStyle w:val="000000000000" w:firstRow="0" w:lastRow="0" w:firstColumn="0" w:lastColumn="0" w:oddVBand="0" w:evenVBand="0" w:oddHBand="0" w:evenHBand="0" w:firstRowFirstColumn="0" w:firstRowLastColumn="0" w:lastRowFirstColumn="0" w:lastRowLastColumn="0"/>
+            </w:pPr>
+            <w:r>
+              <w:t>10</w:t>
+            </w:r>
+          </w:p>
+        </w:tc>
+        <w:tc>
+          <w:tcPr>
+            <w:tcW w:w="1321" w:type="dxa"/>
+          </w:tcPr>
+          <w:p>
+            <w:pPr>
+              <w:pStyle w:val="ListanumeradaTEST"/>
+              <w:numPr>
+                <w:ilvl w:val="0"/>
+                <w:numId w:val="0"/>
+              </w:numPr>
+              <w:cnfStyle w:val="000000000000" w:firstRow="0" w:lastRow="0" w:firstColumn="0" w:lastColumn="0" w:oddVBand="0" w:evenVBand="0" w:oddHBand="0" w:evenHBand="0" w:firstRowFirstColumn="0" w:firstRowLastColumn="0" w:lastRowFirstColumn="0" w:lastRowLastColumn="0"/>
+            </w:pPr>
+            <w:r>
+              <w:t>9</w:t>
+            </w:r>
+          </w:p>
+        </w:tc>
+        <w:tc>
+          <w:tcPr>
+            <w:tcW w:w="1365" w:type="dxa"/>
+          </w:tcPr>
+          <w:p>
+            <w:pPr>
+              <w:pStyle w:val="ListanumeradaTEST"/>
+              <w:numPr>
+                <w:ilvl w:val="0"/>
+                <w:numId w:val="0"/>
+              </w:numPr>
+              <w:cnfStyle w:val="000000000000" w:firstRow="0" w:lastRow="0" w:firstColumn="0" w:lastColumn="0" w:oddVBand="0" w:evenVBand="0" w:oddHBand="0" w:evenHBand="0" w:firstRowFirstColumn="0" w:firstRowLastColumn="0" w:lastRowFirstColumn="0" w:lastRowLastColumn="0"/>
+            </w:pPr>
+            <w:r>
+              <w:t>11</w:t>
+            </w:r>
+          </w:p>
+        </w:tc>
+        <w:tc>
+          <w:tcPr>
+            <w:tcW w:w="1321" w:type="dxa"/>
+          </w:tcPr>
+          <w:p>
+            <w:pPr>
+              <w:pStyle w:val="ListanumeradaTEST"/>
+              <w:numPr>
+                <w:ilvl w:val="0"/>
+                <w:numId w:val="0"/>
+              </w:numPr>
+              <w:cnfStyle w:val="000000000000" w:firstRow="0" w:lastRow="0" w:firstColumn="0" w:lastColumn="0" w:oddVBand="0" w:evenVBand="0" w:oddHBand="0" w:evenHBand="0" w:firstRowFirstColumn="0" w:firstRowLastColumn="0" w:lastRowFirstColumn="0" w:lastRowLastColumn="0"/>
+            </w:pPr>
+            <w:r>
+              <w:t>9</w:t>
+            </w:r>
+          </w:p>
+        </w:tc>
+      </w:tr>
+    </w:tbl>
+    <w:p/>
+    <w:p/>
+    <w:p>
+      <w:pPr>
+        <w:pStyle w:val="TtuloApartado1sinnivel"/>
+      </w:pPr>
+      <w:r>
+        <w:t xml:space="preserve">Anexo 1: </w:t>
       </w:r>
       <w:r>
-        <w:t xml:space="preserve"> </w:t>
+        <w:t>Declaración genérica sobre uso de IA</w:t>
+      </w:r>
+    </w:p>
+    <w:p>
+      <w:r>
+        <w:t xml:space="preserve">Para la realización de esta actividad se ha utilizado </w:t>
+      </w:r>
+      <w:proofErr w:type="spellStart"/>
+      <w:r>
+        <w:t>ChatGPT</w:t>
+      </w:r>
+      <w:proofErr w:type="spellEnd"/>
+      <w:r>
+        <w:t xml:space="preserve"> (</w:t>
+      </w:r>
+      <w:proofErr w:type="spellStart"/>
+      <w:r>
+        <w:t>OpenAI</w:t>
+      </w:r>
+      <w:proofErr w:type="spellEnd"/>
+      <w:r>
+        <w:t xml:space="preserve">) como herramienta de apoyo </w:t>
       </w:r>
       <w:r>
-        <w:t>estudiante</w:t>
+        <w:t xml:space="preserve">y mentor </w:t>
+      </w:r>
+      <w:r>
+        <w:t xml:space="preserve">para comprender los algoritmos de búsqueda y las funciones heurísticas, interpretar las estadísticas de las ejecuciones y revisar y formular respuestas a las preguntas planteadas. También se ha empleado para generar ejemplos visuales. Las ejecuciones del programa y los resultados presentados han sido </w:t>
+      </w:r>
+      <w:proofErr w:type="gramStart"/>
+      <w:r>
+        <w:t>obtenidos</w:t>
+      </w:r>
+      <w:proofErr w:type="gramEnd"/>
+      <w:r>
+        <w:t xml:space="preserve"> por el autor. Se adjunta la conversación mantenida con la herramienta para documentar el alcance de la asistencia recibida.</w:t>
       </w:r>
     </w:p>
-    <w:bookmarkEnd w:id="0"/>
-    <w:p/>
+    <w:p>
+      <w:hyperlink r:id="rId17" w:history="1">
+        <w:r>
+          <w:rPr>
+            <w:rStyle w:val="Hipervnculo"/>
+          </w:rPr>
+          <w:t>https://chatgpt.com/share/6ae47b51-7218-83eb-bc89-ca2780e344d9</w:t>
+        </w:r>
+      </w:hyperlink>
+    </w:p>
     <w:sectPr>
-      <w:headerReference w:type="default" r:id="rId11"/>
-      <w:footerReference w:type="default" r:id="rId12"/>
+      <w:headerReference w:type="default" r:id="rId18"/>
+      <w:footerReference w:type="default" r:id="rId19"/>
       <w:pgSz w:w="11906" w:h="16838" w:code="9"/>
       <w:pgMar w:top="1418" w:right="1843" w:bottom="1418" w:left="1843" w:header="1134" w:footer="397" w:gutter="0"/>
+      <w:pgNumType w:start="0"/>
       <w:cols w:space="708"/>
+      <w:titlePg/>
       <w:docGrid w:linePitch="360"/>
     </w:sectPr>
   </w:body>
@@ -886,7 +3823,7 @@
         </mc:Choice>
         <mc:Fallback>
           <w:pict>
-            <v:rect w14:anchorId="69563B54" id="Rectángulo 65" o:spid="_x0000_s1026" style="position:absolute;left:0;text-align:left;margin-left:11.25pt;margin-top:793.1pt;width:19.8pt;height:48.2pt;z-index:-251615232;visibility:visible;mso-wrap-style:square;mso-width-percent:0;mso-height-percent:0;mso-wrap-distance-left:9pt;mso-wrap-distance-top:0;mso-wrap-distance-right:19.85pt;mso-wrap-distance-bottom:0;mso-position-horizontal:absolute;mso-position-horizontal-relative:right-margin-area;mso-position-vertical:absolute;mso-position-vertical-relative:page;mso-width-percent:0;mso-height-percent:0;mso-width-relative:margin;mso-height-relative:margin;v-text-anchor:top" o:gfxdata="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" o:allowoverlap="f" fillcolor="#0098cd" stroked="f" strokeweight="1pt">
+            <v:rect w14:anchorId="69563B54" id="Rectángulo 65" o:spid="_x0000_s1028" style="position:absolute;left:0;text-align:left;margin-left:11.25pt;margin-top:793.1pt;width:19.8pt;height:48.2pt;z-index:-251615232;visibility:visible;mso-wrap-style:square;mso-width-percent:0;mso-height-percent:0;mso-wrap-distance-left:9pt;mso-wrap-distance-top:0;mso-wrap-distance-right:19.85pt;mso-wrap-distance-bottom:0;mso-position-horizontal:absolute;mso-position-horizontal-relative:right-margin-area;mso-position-vertical:absolute;mso-position-vertical-relative:page;mso-width-percent:0;mso-height-percent:0;mso-width-relative:margin;mso-height-relative:margin;v-text-anchor:top" o:gfxdata="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" o:allowoverlap="f" fillcolor="#0098cd" stroked="f" strokeweight="1pt">
               <v:textbox inset="0,4mm,0">
                 <w:txbxContent>
                   <w:p>
@@ -1132,6 +4069,13 @@
             </w:rPr>
             <w:t xml:space="preserve">Apellidos: </w:t>
           </w:r>
+          <w:r>
+            <w:rPr>
+              <w:sz w:val="22"/>
+              <w:szCs w:val="22"/>
+            </w:rPr>
+            <w:t>Toro Jaén</w:t>
+          </w:r>
         </w:p>
       </w:tc>
       <w:tc>
@@ -1147,6 +4091,12 @@
               <w:rFonts w:asciiTheme="minorHAnsi" w:hAnsiTheme="minorHAnsi"/>
             </w:rPr>
           </w:pPr>
+          <w:r>
+            <w:rPr>
+              <w:rFonts w:asciiTheme="minorHAnsi" w:hAnsiTheme="minorHAnsi"/>
+            </w:rPr>
+            <w:t>24/10/26</w:t>
+          </w:r>
         </w:p>
       </w:tc>
     </w:tr>
@@ -4089,7 +7039,7 @@
     <w:lsdException w:name="Table Grid" w:uiPriority="39"/>
     <w:lsdException w:name="Table Theme" w:semiHidden="1" w:unhideWhenUsed="1"/>
     <w:lsdException w:name="Placeholder Text" w:semiHidden="1"/>
-    <w:lsdException w:name="No Spacing" w:semiHidden="1" w:qFormat="1"/>
+    <w:lsdException w:name="No Spacing" w:semiHidden="1" w:uiPriority="1" w:qFormat="1"/>
     <w:lsdException w:name="Light Shading" w:uiPriority="60"/>
     <w:lsdException w:name="Light List" w:uiPriority="61"/>
     <w:lsdException w:name="Light Grid" w:uiPriority="62"/>
@@ -4367,7 +7317,6 @@
   <w:style w:type="character" w:default="1" w:styleId="Fuentedeprrafopredeter">
     <w:name w:val="Default Paragraph Font"/>
     <w:uiPriority w:val="1"/>
-    <w:semiHidden/>
     <w:unhideWhenUsed/>
   </w:style>
   <w:style w:type="table" w:default="1" w:styleId="Tablanormal">
@@ -5765,6 +8714,106 @@
       <w:contextualSpacing/>
     </w:pPr>
   </w:style>
+  <w:style w:type="table" w:styleId="Tablaconcuadrcula1clara-nfasis1">
+    <w:name w:val="Grid Table 1 Light Accent 1"/>
+    <w:basedOn w:val="Tablanormal"/>
+    <w:uiPriority w:val="46"/>
+    <w:rsid w:val="006F647D"/>
+    <w:pPr>
+      <w:spacing w:after="0" w:line="240" w:lineRule="auto"/>
+    </w:pPr>
+    <w:tblPr>
+      <w:tblStyleRowBandSize w:val="1"/>
+      <w:tblStyleColBandSize w:val="1"/>
+      <w:tblBorders>
+        <w:top w:val="single" w:sz="4" w:space="0" w:color="BDD6EE" w:themeColor="accent1" w:themeTint="66"/>
+        <w:left w:val="single" w:sz="4" w:space="0" w:color="BDD6EE" w:themeColor="accent1" w:themeTint="66"/>
+        <w:bottom w:val="single" w:sz="4" w:space="0" w:color="BDD6EE" w:themeColor="accent1" w:themeTint="66"/>
+        <w:right w:val="single" w:sz="4" w:space="0" w:color="BDD6EE" w:themeColor="accent1" w:themeTint="66"/>
+        <w:insideH w:val="single" w:sz="4" w:space="0" w:color="BDD6EE" w:themeColor="accent1" w:themeTint="66"/>
+        <w:insideV w:val="single" w:sz="4" w:space="0" w:color="BDD6EE" w:themeColor="accent1" w:themeTint="66"/>
+      </w:tblBorders>
+    </w:tblPr>
+    <w:tblStylePr w:type="firstRow">
+      <w:rPr>
+        <w:b/>
+        <w:bCs/>
+      </w:rPr>
+      <w:tblPr/>
+      <w:tcPr>
+        <w:tcBorders>
+          <w:bottom w:val="single" w:sz="12" w:space="0" w:color="9CC2E5" w:themeColor="accent1" w:themeTint="99"/>
+        </w:tcBorders>
+      </w:tcPr>
+    </w:tblStylePr>
+    <w:tblStylePr w:type="lastRow">
+      <w:rPr>
+        <w:b/>
+        <w:bCs/>
+      </w:rPr>
+      <w:tblPr/>
+      <w:tcPr>
+        <w:tcBorders>
+          <w:top w:val="double" w:sz="2" w:space="0" w:color="9CC2E5" w:themeColor="accent1" w:themeTint="99"/>
+        </w:tcBorders>
+      </w:tcPr>
+    </w:tblStylePr>
+    <w:tblStylePr w:type="firstCol">
+      <w:rPr>
+        <w:b/>
+        <w:bCs/>
+      </w:rPr>
+    </w:tblStylePr>
+    <w:tblStylePr w:type="lastCol">
+      <w:rPr>
+        <w:b/>
+        <w:bCs/>
+      </w:rPr>
+    </w:tblStylePr>
+  </w:style>
+  <w:style w:type="paragraph" w:styleId="Sinespaciado">
+    <w:name w:val="No Spacing"/>
+    <w:link w:val="SinespaciadoCar"/>
+    <w:uiPriority w:val="1"/>
+    <w:qFormat/>
+    <w:rsid w:val="00D6048D"/>
+    <w:pPr>
+      <w:spacing w:after="0" w:line="240" w:lineRule="auto"/>
+    </w:pPr>
+    <w:rPr>
+      <w:rFonts w:eastAsiaTheme="minorEastAsia"/>
+      <w:lang w:eastAsia="es-ES"/>
+    </w:rPr>
+  </w:style>
+  <w:style w:type="character" w:customStyle="1" w:styleId="SinespaciadoCar">
+    <w:name w:val="Sin espaciado Car"/>
+    <w:basedOn w:val="Fuentedeprrafopredeter"/>
+    <w:link w:val="Sinespaciado"/>
+    <w:uiPriority w:val="1"/>
+    <w:rsid w:val="00D6048D"/>
+    <w:rPr>
+      <w:rFonts w:eastAsiaTheme="minorEastAsia"/>
+      <w:lang w:eastAsia="es-ES"/>
+    </w:rPr>
+  </w:style>
+  <w:style w:type="paragraph" w:styleId="TtuloTDC">
+    <w:name w:val="TOC Heading"/>
+    <w:basedOn w:val="Ttulo1"/>
+    <w:next w:val="Normal"/>
+    <w:uiPriority w:val="39"/>
+    <w:unhideWhenUsed/>
+    <w:qFormat/>
+    <w:rsid w:val="00182909"/>
+    <w:pPr>
+      <w:spacing w:before="240" w:after="0" w:line="259" w:lineRule="auto"/>
+      <w:outlineLvl w:val="9"/>
+    </w:pPr>
+    <w:rPr>
+      <w:rFonts w:asciiTheme="majorHAnsi" w:hAnsiTheme="majorHAnsi"/>
+      <w:color w:val="2E74B5" w:themeColor="accent1" w:themeShade="BF"/>
+      <w:sz w:val="32"/>
+    </w:rPr>
+  </w:style>
 </w:styles>
 </file>
 
@@ -6030,6 +9079,21 @@
 </file>
 
 <file path=customXml/item1.xml><?xml version="1.0" encoding="utf-8"?>
+<b:Sources xmlns:b="http://schemas.openxmlformats.org/officeDocument/2006/bibliography" xmlns="http://schemas.openxmlformats.org/officeDocument/2006/bibliography" SelectedStyle="\APASixthEditionOfficeOnline.xsl" StyleName="APA" Version="6"/>
+</file>
+
+<file path=customXml/item2.xml><?xml version="1.0" encoding="utf-8"?>
+<p:properties xmlns:p="http://schemas.microsoft.com/office/2006/metadata/properties" xmlns:xsi="http://www.w3.org/2001/XMLSchema-instance" xmlns:pc="http://schemas.microsoft.com/office/infopath/2007/PartnerControls">
+  <documentManagement>
+    <lcf76f155ced4ddcb4097134ff3c332f xmlns="6e910c33-da69-4938-9830-da7434244dc6">
+      <Terms xmlns="http://schemas.microsoft.com/office/infopath/2007/PartnerControls"/>
+    </lcf76f155ced4ddcb4097134ff3c332f>
+    <TaxCatchAll xmlns="e6a0f6c9-87c6-47e0-9624-423836407d4c" xsi:nil="true"/>
+  </documentManagement>
+</p:properties>
+</file>
+
+<file path=customXml/item3.xml><?xml version="1.0" encoding="utf-8"?>
 <ct:contentTypeSchema xmlns:ct="http://schemas.microsoft.com/office/2006/metadata/contentType" xmlns:ma="http://schemas.microsoft.com/office/2006/metadata/properties/metaAttributes" ct:_="" ma:_="" ma:contentTypeName="Documento" ma:contentTypeID="0x010100C64B0FDC57170C4E937DC208D9BFB35D" ma:contentTypeVersion="13" ma:contentTypeDescription="Crear nuevo documento." ma:contentTypeScope="" ma:versionID="0bd382fa9a15b28607fd9311220ea7fa">
   <xsd:schema xmlns:xsd="http://www.w3.org/2001/XMLSchema" xmlns:xs="http://www.w3.org/2001/XMLSchema" xmlns:p="http://schemas.microsoft.com/office/2006/metadata/properties" xmlns:ns2="6e910c33-da69-4938-9830-da7434244dc6" xmlns:ns3="e6a0f6c9-87c6-47e0-9624-423836407d4c" targetNamespace="http://schemas.microsoft.com/office/2006/metadata/properties" ma:root="true" ma:fieldsID="e84e087303cac23fd08c3bd19af044d0" ns2:_="" ns3:_="">
     <xsd:import namespace="6e910c33-da69-4938-9830-da7434244dc6"/>
@@ -6236,21 +9300,6 @@
 </ct:contentTypeSchema>
 </file>
 
-<file path=customXml/item2.xml><?xml version="1.0" encoding="utf-8"?>
-<p:properties xmlns:p="http://schemas.microsoft.com/office/2006/metadata/properties" xmlns:xsi="http://www.w3.org/2001/XMLSchema-instance" xmlns:pc="http://schemas.microsoft.com/office/infopath/2007/PartnerControls">
-  <documentManagement>
-    <lcf76f155ced4ddcb4097134ff3c332f xmlns="6e910c33-da69-4938-9830-da7434244dc6">
-      <Terms xmlns="http://schemas.microsoft.com/office/infopath/2007/PartnerControls"/>
-    </lcf76f155ced4ddcb4097134ff3c332f>
-    <TaxCatchAll xmlns="e6a0f6c9-87c6-47e0-9624-423836407d4c" xsi:nil="true"/>
-  </documentManagement>
-</p:properties>
-</file>
-
-<file path=customXml/item3.xml><?xml version="1.0" encoding="utf-8"?>
-<b:Sources xmlns:b="http://schemas.openxmlformats.org/officeDocument/2006/bibliography" xmlns="http://schemas.openxmlformats.org/officeDocument/2006/bibliography" SelectedStyle="\APASixthEditionOfficeOnline.xsl" StyleName="APA" Version="6"/>
-</file>
-
 <file path=customXml/item4.xml><?xml version="1.0" encoding="utf-8"?>
 <?mso-contentType ?>
 <FormTemplates xmlns="http://schemas.microsoft.com/sharepoint/v3/contenttype/forms">
@@ -6261,6 +9310,25 @@
 </file>
 
 <file path=customXml/itemProps1.xml><?xml version="1.0" encoding="utf-8"?>
+<ds:datastoreItem xmlns:ds="http://schemas.openxmlformats.org/officeDocument/2006/customXml" ds:itemID="{68EF0881-AFE3-44EB-8834-1E31251C8A76}">
+  <ds:schemaRefs>
+    <ds:schemaRef ds:uri="http://schemas.openxmlformats.org/officeDocument/2006/bibliography"/>
+  </ds:schemaRefs>
+</ds:datastoreItem>
+</file>
+
+<file path=customXml/itemProps2.xml><?xml version="1.0" encoding="utf-8"?>
+<ds:datastoreItem xmlns:ds="http://schemas.openxmlformats.org/officeDocument/2006/customXml" ds:itemID="{5DA6F32C-6FAE-4705-8722-B42C5F1E24E2}">
+  <ds:schemaRefs>
+    <ds:schemaRef ds:uri="http://schemas.microsoft.com/office/2006/metadata/properties"/>
+    <ds:schemaRef ds:uri="http://schemas.microsoft.com/office/infopath/2007/PartnerControls"/>
+    <ds:schemaRef ds:uri="6e910c33-da69-4938-9830-da7434244dc6"/>
+    <ds:schemaRef ds:uri="e6a0f6c9-87c6-47e0-9624-423836407d4c"/>
+  </ds:schemaRefs>
+</ds:datastoreItem>
+</file>
+
+<file path=customXml/itemProps3.xml><?xml version="1.0" encoding="utf-8"?>
 <ds:datastoreItem xmlns:ds="http://schemas.openxmlformats.org/officeDocument/2006/customXml" ds:itemID="{F7862329-13BF-43A7-9509-19FACDEF6EB1}">
   <ds:schemaRefs>
     <ds:schemaRef ds:uri="http://schemas.microsoft.com/office/2006/metadata/contentType"/>
@@ -6279,25 +9347,6 @@
 </ds:datastoreItem>
 </file>
 
-<file path=customXml/itemProps2.xml><?xml version="1.0" encoding="utf-8"?>
-<ds:datastoreItem xmlns:ds="http://schemas.openxmlformats.org/officeDocument/2006/customXml" ds:itemID="{5DA6F32C-6FAE-4705-8722-B42C5F1E24E2}">
-  <ds:schemaRefs>
-    <ds:schemaRef ds:uri="http://schemas.microsoft.com/office/2006/metadata/properties"/>
-    <ds:schemaRef ds:uri="http://schemas.microsoft.com/office/infopath/2007/PartnerControls"/>
-    <ds:schemaRef ds:uri="6e910c33-da69-4938-9830-da7434244dc6"/>
-    <ds:schemaRef ds:uri="e6a0f6c9-87c6-47e0-9624-423836407d4c"/>
-  </ds:schemaRefs>
-</ds:datastoreItem>
-</file>
-
-<file path=customXml/itemProps3.xml><?xml version="1.0" encoding="utf-8"?>
-<ds:datastoreItem xmlns:ds="http://schemas.openxmlformats.org/officeDocument/2006/customXml" ds:itemID="{68EF0881-AFE3-44EB-8834-1E31251C8A76}">
-  <ds:schemaRefs>
-    <ds:schemaRef ds:uri="http://schemas.openxmlformats.org/officeDocument/2006/bibliography"/>
-  </ds:schemaRefs>
-</ds:datastoreItem>
-</file>
-
 <file path=customXml/itemProps4.xml><?xml version="1.0" encoding="utf-8"?>
 <ds:datastoreItem xmlns:ds="http://schemas.openxmlformats.org/officeDocument/2006/customXml" ds:itemID="{DADA22EA-30AF-48ED-8DC0-06AFFED52517}">
   <ds:schemaRefs>
